--- a/ZeroCurveMaker/ZeroCurveMaker 함수정의서.docx
+++ b/ZeroCurveMaker/ZeroCurveMaker 함수정의서.docx
@@ -1,6 +1,6 @@
 
 <file path=word/document.xml><?xml version="1.0" encoding="utf-8"?>
-<w:document xmlns:wpc="http://schemas.microsoft.com/office/word/2010/wordprocessingCanvas" xmlns:cx="http://schemas.microsoft.com/office/drawing/2014/chartex" xmlns:cx1="http://schemas.microsoft.com/office/drawing/2015/9/8/chartex" xmlns:mc="http://schemas.openxmlformats.org/markup-compatibility/2006" xmlns:o="urn:schemas-microsoft-com:office:office" xmlns:r="http://schemas.openxmlformats.org/officeDocument/2006/relationships" xmlns:m="http://schemas.openxmlformats.org/officeDocument/2006/math" xmlns:v="urn:schemas-microsoft-com:vml" xmlns:wp14="http://schemas.microsoft.com/office/word/2010/wordprocessingDrawing" xmlns:wp="http://schemas.openxmlformats.org/drawingml/2006/wordprocessingDrawing" xmlns:w10="urn:schemas-microsoft-com:office:word" xmlns:w="http://schemas.openxmlformats.org/wordprocessingml/2006/main" xmlns:w14="http://schemas.microsoft.com/office/word/2010/wordml" xmlns:w15="http://schemas.microsoft.com/office/word/2012/wordml" xmlns:w16se="http://schemas.microsoft.com/office/word/2015/wordml/symex" xmlns:wpg="http://schemas.microsoft.com/office/word/2010/wordprocessingGroup" xmlns:wpi="http://schemas.microsoft.com/office/word/2010/wordprocessingInk" xmlns:wne="http://schemas.microsoft.com/office/word/2006/wordml" xmlns:wps="http://schemas.microsoft.com/office/word/2010/wordprocessingShape" mc:Ignorable="w14 w15 w16se wp14">
+<w:document xmlns:wpc="http://schemas.microsoft.com/office/word/2010/wordprocessingCanvas" xmlns:cx="http://schemas.microsoft.com/office/drawing/2014/chartex" xmlns:mc="http://schemas.openxmlformats.org/markup-compatibility/2006" xmlns:o="urn:schemas-microsoft-com:office:office" xmlns:r="http://schemas.openxmlformats.org/officeDocument/2006/relationships" xmlns:m="http://schemas.openxmlformats.org/officeDocument/2006/math" xmlns:v="urn:schemas-microsoft-com:vml" xmlns:wp14="http://schemas.microsoft.com/office/word/2010/wordprocessingDrawing" xmlns:wp="http://schemas.openxmlformats.org/drawingml/2006/wordprocessingDrawing" xmlns:w10="urn:schemas-microsoft-com:office:word" xmlns:w="http://schemas.openxmlformats.org/wordprocessingml/2006/main" xmlns:w14="http://schemas.microsoft.com/office/word/2010/wordml" xmlns:w15="http://schemas.microsoft.com/office/word/2012/wordml" xmlns:w16se="http://schemas.microsoft.com/office/word/2015/wordml/symex" xmlns:wpg="http://schemas.microsoft.com/office/word/2010/wordprocessingGroup" xmlns:wpi="http://schemas.microsoft.com/office/word/2010/wordprocessingInk" xmlns:wne="http://schemas.microsoft.com/office/word/2006/wordml" xmlns:wps="http://schemas.microsoft.com/office/word/2010/wordprocessingShape" mc:Ignorable="w14 w15 w16se wp14">
   <w:body>
     <w:p>
       <w:pPr>
@@ -43,7 +43,6 @@
     <w:p>
       <w:pPr>
         <w:rPr>
-          <w:rFonts w:hint="eastAsia"/>
           <w:b/>
           <w:sz w:val="22"/>
         </w:rPr>
@@ -129,17 +128,59 @@
           <w:szCs w:val="19"/>
         </w:rPr>
       </w:pPr>
+      <w:r>
+        <w:rPr>
+          <w:rFonts w:ascii="돋움체" w:eastAsia="돋움체" w:cs="돋움체"/>
+          <w:color w:val="6F008A"/>
+          <w:kern w:val="0"/>
+          <w:sz w:val="19"/>
+          <w:szCs w:val="19"/>
+        </w:rPr>
+        <w:t>DLLEXPORT</w:t>
+      </w:r>
+      <w:r>
+        <w:rPr>
+          <w:rFonts w:ascii="돋움체" w:eastAsia="돋움체" w:cs="돋움체"/>
+          <w:color w:val="000000"/>
+          <w:kern w:val="0"/>
+          <w:sz w:val="19"/>
+          <w:szCs w:val="19"/>
+        </w:rPr>
+        <w:t>(</w:t>
+      </w:r>
+      <w:r>
+        <w:rPr>
+          <w:rFonts w:ascii="돋움체" w:eastAsia="돋움체" w:cs="돋움체"/>
+          <w:color w:val="0000FF"/>
+          <w:kern w:val="0"/>
+          <w:sz w:val="19"/>
+          <w:szCs w:val="19"/>
+        </w:rPr>
+        <w:t>long</w:t>
+      </w:r>
+      <w:r>
+        <w:rPr>
+          <w:rFonts w:ascii="돋움체" w:eastAsia="돋움체" w:cs="돋움체"/>
+          <w:color w:val="000000"/>
+          <w:kern w:val="0"/>
+          <w:sz w:val="19"/>
+          <w:szCs w:val="19"/>
+        </w:rPr>
+        <w:t xml:space="preserve">) </w:t>
+      </w:r>
+      <w:proofErr w:type="spellStart"/>
       <w:proofErr w:type="gramStart"/>
       <w:r>
         <w:rPr>
           <w:rFonts w:ascii="돋움체" w:eastAsia="돋움체" w:cs="돋움체"/>
-          <w:color w:val="6F008A"/>
-          <w:kern w:val="0"/>
-          <w:sz w:val="19"/>
-          <w:szCs w:val="19"/>
-        </w:rPr>
-        <w:t>DLLEXPORT</w:t>
-      </w:r>
+          <w:color w:val="000000"/>
+          <w:kern w:val="0"/>
+          <w:sz w:val="19"/>
+          <w:szCs w:val="19"/>
+        </w:rPr>
+        <w:t>ZeroMakerExcel</w:t>
+      </w:r>
+      <w:proofErr w:type="spellEnd"/>
       <w:r>
         <w:rPr>
           <w:rFonts w:ascii="돋움체" w:eastAsia="돋움체" w:cs="돋움체"/>
@@ -151,48 +192,6 @@
         <w:t>(</w:t>
       </w:r>
       <w:proofErr w:type="gramEnd"/>
-      <w:r>
-        <w:rPr>
-          <w:rFonts w:ascii="돋움체" w:eastAsia="돋움체" w:cs="돋움체"/>
-          <w:color w:val="0000FF"/>
-          <w:kern w:val="0"/>
-          <w:sz w:val="19"/>
-          <w:szCs w:val="19"/>
-        </w:rPr>
-        <w:t>long</w:t>
-      </w:r>
-      <w:r>
-        <w:rPr>
-          <w:rFonts w:ascii="돋움체" w:eastAsia="돋움체" w:cs="돋움체"/>
-          <w:color w:val="000000"/>
-          <w:kern w:val="0"/>
-          <w:sz w:val="19"/>
-          <w:szCs w:val="19"/>
-        </w:rPr>
-        <w:t xml:space="preserve">) </w:t>
-      </w:r>
-      <w:proofErr w:type="spellStart"/>
-      <w:r>
-        <w:rPr>
-          <w:rFonts w:ascii="돋움체" w:eastAsia="돋움체" w:cs="돋움체"/>
-          <w:color w:val="000000"/>
-          <w:kern w:val="0"/>
-          <w:sz w:val="19"/>
-          <w:szCs w:val="19"/>
-        </w:rPr>
-        <w:t>ZeroMakerExcel</w:t>
-      </w:r>
-      <w:proofErr w:type="spellEnd"/>
-      <w:r>
-        <w:rPr>
-          <w:rFonts w:ascii="돋움체" w:eastAsia="돋움체" w:cs="돋움체"/>
-          <w:color w:val="000000"/>
-          <w:kern w:val="0"/>
-          <w:sz w:val="19"/>
-          <w:szCs w:val="19"/>
-        </w:rPr>
-        <w:t>(</w:t>
-      </w:r>
     </w:p>
     <w:p>
       <w:pPr>
@@ -209,7 +208,6 @@
           <w:szCs w:val="19"/>
         </w:rPr>
       </w:pPr>
-      <w:proofErr w:type="gramStart"/>
       <w:r>
         <w:rPr>
           <w:rFonts w:ascii="돋움체" w:eastAsia="돋움체" w:cs="돋움체"/>
@@ -220,7 +218,6 @@
         </w:rPr>
         <w:t>long</w:t>
       </w:r>
-      <w:proofErr w:type="gramEnd"/>
       <w:r>
         <w:rPr>
           <w:rFonts w:ascii="돋움체" w:eastAsia="돋움체" w:cs="돋움체"/>
@@ -423,17 +420,7 @@
           <w:sz w:val="19"/>
           <w:szCs w:val="19"/>
         </w:rPr>
-        <w:t xml:space="preserve">, </w:t>
-      </w:r>
-      <w:r>
-        <w:rPr>
-          <w:rFonts w:ascii="돋움체" w:eastAsia="돋움체" w:cs="돋움체"/>
-          <w:color w:val="008000"/>
-          <w:kern w:val="0"/>
-          <w:sz w:val="19"/>
-          <w:szCs w:val="19"/>
-        </w:rPr>
-        <w:t xml:space="preserve">Swap </w:t>
+        <w:t xml:space="preserve">, Swap </w:t>
       </w:r>
       <w:r>
         <w:rPr>
@@ -686,7 +673,7 @@
           <w:sz w:val="19"/>
           <w:szCs w:val="19"/>
         </w:rPr>
-        <w:t>ShortTermType</w:t>
+        <w:t>ShortTerm_Maturity_Excel</w:t>
       </w:r>
       <w:proofErr w:type="spellEnd"/>
       <w:r>
@@ -712,43 +699,63 @@
       <w:r>
         <w:rPr>
           <w:rFonts w:ascii="돋움체" w:eastAsia="돋움체" w:cs="돋움체"/>
-          <w:color w:val="000000"/>
-          <w:kern w:val="0"/>
-          <w:sz w:val="19"/>
-          <w:szCs w:val="19"/>
-        </w:rPr>
-        <w:tab/>
-      </w:r>
-      <w:r>
-        <w:rPr>
-          <w:rFonts w:ascii="돋움체" w:eastAsia="돋움체" w:cs="돋움체"/>
-          <w:color w:val="000000"/>
-          <w:kern w:val="0"/>
-          <w:sz w:val="19"/>
-          <w:szCs w:val="19"/>
-        </w:rPr>
-        <w:tab/>
-      </w:r>
-      <w:r>
-        <w:rPr>
-          <w:rFonts w:ascii="돋움체" w:eastAsia="돋움체" w:cs="돋움체"/>
-          <w:color w:val="008000"/>
-          <w:kern w:val="0"/>
-          <w:sz w:val="19"/>
-          <w:szCs w:val="19"/>
-        </w:rPr>
-        <w:t xml:space="preserve">// </w:t>
+          <w:color w:val="008000"/>
+          <w:kern w:val="0"/>
+          <w:sz w:val="19"/>
+          <w:szCs w:val="19"/>
+        </w:rPr>
+        <w:t xml:space="preserve">// Short Term </w:t>
+      </w:r>
+      <w:r>
+        <w:rPr>
+          <w:rFonts w:ascii="돋움체" w:eastAsia="돋움체" w:cs="돋움체" w:hint="eastAsia"/>
+          <w:color w:val="008000"/>
+          <w:kern w:val="0"/>
+          <w:sz w:val="19"/>
+          <w:szCs w:val="19"/>
+        </w:rPr>
+        <w:t>이자율</w:t>
+      </w:r>
+      <w:r>
+        <w:rPr>
+          <w:rFonts w:ascii="돋움체" w:eastAsia="돋움체" w:cs="돋움체"/>
+          <w:color w:val="008000"/>
+          <w:kern w:val="0"/>
+          <w:sz w:val="19"/>
+          <w:szCs w:val="19"/>
+        </w:rPr>
+        <w:t xml:space="preserve"> </w:t>
+      </w:r>
+      <w:r>
+        <w:rPr>
+          <w:rFonts w:ascii="돋움체" w:eastAsia="돋움체" w:cs="돋움체" w:hint="eastAsia"/>
+          <w:color w:val="008000"/>
+          <w:kern w:val="0"/>
+          <w:sz w:val="19"/>
+          <w:szCs w:val="19"/>
+        </w:rPr>
+        <w:t>만기일</w:t>
+      </w:r>
+      <w:r>
+        <w:rPr>
+          <w:rFonts w:ascii="돋움체" w:eastAsia="돋움체" w:cs="돋움체"/>
+          <w:color w:val="008000"/>
+          <w:kern w:val="0"/>
+          <w:sz w:val="19"/>
+          <w:szCs w:val="19"/>
+        </w:rPr>
+        <w:t xml:space="preserve"> </w:t>
       </w:r>
       <w:proofErr w:type="spellStart"/>
       <w:r>
         <w:rPr>
-          <w:rFonts w:ascii="돋움체" w:eastAsia="돋움체" w:cs="돋움체" w:hint="eastAsia"/>
-          <w:color w:val="008000"/>
-          <w:kern w:val="0"/>
-          <w:sz w:val="19"/>
-          <w:szCs w:val="19"/>
-        </w:rPr>
-        <w:t>상품타입</w:t>
+          <w:rFonts w:ascii="돋움체" w:eastAsia="돋움체" w:cs="돋움체"/>
+          <w:color w:val="008000"/>
+          <w:kern w:val="0"/>
+          <w:sz w:val="19"/>
+          <w:szCs w:val="19"/>
+        </w:rPr>
+        <w:t>ExcelType</w:t>
       </w:r>
       <w:proofErr w:type="spellEnd"/>
       <w:r>
@@ -759,17 +766,7 @@
           <w:sz w:val="19"/>
           <w:szCs w:val="19"/>
         </w:rPr>
-        <w:t xml:space="preserve"> 0:OverNight, 1: CD, Libor </w:t>
-      </w:r>
-      <w:r>
-        <w:rPr>
-          <w:rFonts w:ascii="돋움체" w:eastAsia="돋움체" w:cs="돋움체" w:hint="eastAsia"/>
-          <w:color w:val="008000"/>
-          <w:kern w:val="0"/>
-          <w:sz w:val="19"/>
-          <w:szCs w:val="19"/>
-        </w:rPr>
-        <w:t>등</w:t>
+        <w:t xml:space="preserve"> Array</w:t>
       </w:r>
     </w:p>
     <w:p>
@@ -795,7 +792,7 @@
           <w:sz w:val="19"/>
           <w:szCs w:val="19"/>
         </w:rPr>
-        <w:t>long</w:t>
+        <w:t>double</w:t>
       </w:r>
       <w:r>
         <w:rPr>
@@ -816,7 +813,7 @@
           <w:sz w:val="19"/>
           <w:szCs w:val="19"/>
         </w:rPr>
-        <w:t>ShortTerm_Maturity_Excel</w:t>
+        <w:t>ShortTerm_Rate</w:t>
       </w:r>
       <w:proofErr w:type="spellEnd"/>
       <w:r>
@@ -842,6 +839,16 @@
       <w:r>
         <w:rPr>
           <w:rFonts w:ascii="돋움체" w:eastAsia="돋움체" w:cs="돋움체"/>
+          <w:color w:val="000000"/>
+          <w:kern w:val="0"/>
+          <w:sz w:val="19"/>
+          <w:szCs w:val="19"/>
+        </w:rPr>
+        <w:tab/>
+      </w:r>
+      <w:r>
+        <w:rPr>
+          <w:rFonts w:ascii="돋움체" w:eastAsia="돋움체" w:cs="돋움체"/>
           <w:color w:val="008000"/>
           <w:kern w:val="0"/>
           <w:sz w:val="19"/>
@@ -867,49 +874,7 @@
           <w:sz w:val="19"/>
           <w:szCs w:val="19"/>
         </w:rPr>
-        <w:t xml:space="preserve"> </w:t>
-      </w:r>
-      <w:r>
-        <w:rPr>
-          <w:rFonts w:ascii="돋움체" w:eastAsia="돋움체" w:cs="돋움체" w:hint="eastAsia"/>
-          <w:color w:val="008000"/>
-          <w:kern w:val="0"/>
-          <w:sz w:val="19"/>
-          <w:szCs w:val="19"/>
-        </w:rPr>
-        <w:t>만기일</w:t>
-      </w:r>
-      <w:r>
-        <w:rPr>
-          <w:rFonts w:ascii="돋움체" w:eastAsia="돋움체" w:cs="돋움체"/>
-          <w:color w:val="008000"/>
-          <w:kern w:val="0"/>
-          <w:sz w:val="19"/>
-          <w:szCs w:val="19"/>
-        </w:rPr>
-        <w:t xml:space="preserve"> </w:t>
-      </w:r>
-      <w:proofErr w:type="spellStart"/>
-      <w:r>
-        <w:rPr>
-          <w:rFonts w:ascii="돋움체" w:eastAsia="돋움체" w:cs="돋움체"/>
-          <w:color w:val="008000"/>
-          <w:kern w:val="0"/>
-          <w:sz w:val="19"/>
-          <w:szCs w:val="19"/>
-        </w:rPr>
-        <w:t>ExcelType</w:t>
-      </w:r>
-      <w:proofErr w:type="spellEnd"/>
-      <w:r>
-        <w:rPr>
-          <w:rFonts w:ascii="돋움체" w:eastAsia="돋움체" w:cs="돋움체"/>
-          <w:color w:val="008000"/>
-          <w:kern w:val="0"/>
-          <w:sz w:val="19"/>
-          <w:szCs w:val="19"/>
-        </w:rPr>
-        <w:t xml:space="preserve"> Array</w:t>
+        <w:t xml:space="preserve"> Rate Array</w:t>
       </w:r>
     </w:p>
     <w:p>
@@ -935,118 +900,8 @@
           <w:sz w:val="19"/>
           <w:szCs w:val="19"/>
         </w:rPr>
-        <w:t>double</w:t>
-      </w:r>
-      <w:r>
-        <w:rPr>
-          <w:rFonts w:ascii="돋움체" w:eastAsia="돋움체" w:cs="돋움체"/>
-          <w:color w:val="000000"/>
-          <w:kern w:val="0"/>
-          <w:sz w:val="19"/>
-          <w:szCs w:val="19"/>
-        </w:rPr>
-        <w:t xml:space="preserve">* </w:t>
-      </w:r>
-      <w:proofErr w:type="spellStart"/>
-      <w:r>
-        <w:rPr>
-          <w:rFonts w:ascii="돋움체" w:eastAsia="돋움체" w:cs="돋움체"/>
-          <w:color w:val="808080"/>
-          <w:kern w:val="0"/>
-          <w:sz w:val="19"/>
-          <w:szCs w:val="19"/>
-        </w:rPr>
-        <w:t>ShortTerm_Rate</w:t>
-      </w:r>
-      <w:proofErr w:type="spellEnd"/>
-      <w:r>
-        <w:rPr>
-          <w:rFonts w:ascii="돋움체" w:eastAsia="돋움체" w:cs="돋움체"/>
-          <w:color w:val="000000"/>
-          <w:kern w:val="0"/>
-          <w:sz w:val="19"/>
-          <w:szCs w:val="19"/>
-        </w:rPr>
-        <w:t>,</w:t>
-      </w:r>
-      <w:r>
-        <w:rPr>
-          <w:rFonts w:ascii="돋움체" w:eastAsia="돋움체" w:cs="돋움체"/>
-          <w:color w:val="000000"/>
-          <w:kern w:val="0"/>
-          <w:sz w:val="19"/>
-          <w:szCs w:val="19"/>
-        </w:rPr>
-        <w:tab/>
-      </w:r>
-      <w:r>
-        <w:rPr>
-          <w:rFonts w:ascii="돋움체" w:eastAsia="돋움체" w:cs="돋움체"/>
-          <w:color w:val="000000"/>
-          <w:kern w:val="0"/>
-          <w:sz w:val="19"/>
-          <w:szCs w:val="19"/>
-        </w:rPr>
-        <w:tab/>
-      </w:r>
-      <w:r>
-        <w:rPr>
-          <w:rFonts w:ascii="돋움체" w:eastAsia="돋움체" w:cs="돋움체"/>
-          <w:color w:val="008000"/>
-          <w:kern w:val="0"/>
-          <w:sz w:val="19"/>
-          <w:szCs w:val="19"/>
-        </w:rPr>
-        <w:t xml:space="preserve">// Short Term </w:t>
-      </w:r>
-      <w:r>
-        <w:rPr>
-          <w:rFonts w:ascii="돋움체" w:eastAsia="돋움체" w:cs="돋움체" w:hint="eastAsia"/>
-          <w:color w:val="008000"/>
-          <w:kern w:val="0"/>
-          <w:sz w:val="19"/>
-          <w:szCs w:val="19"/>
-        </w:rPr>
-        <w:t>이자율</w:t>
-      </w:r>
-      <w:r>
-        <w:rPr>
-          <w:rFonts w:ascii="돋움체" w:eastAsia="돋움체" w:cs="돋움체"/>
-          <w:color w:val="008000"/>
-          <w:kern w:val="0"/>
-          <w:sz w:val="19"/>
-          <w:szCs w:val="19"/>
-        </w:rPr>
-        <w:t xml:space="preserve"> Rate Array</w:t>
-      </w:r>
-    </w:p>
-    <w:p>
-      <w:pPr>
-        <w:wordWrap/>
-        <w:adjustRightInd w:val="0"/>
-        <w:spacing w:after="0" w:line="240" w:lineRule="auto"/>
-        <w:ind w:leftChars="200" w:left="400"/>
-        <w:jc w:val="left"/>
-        <w:rPr>
-          <w:rFonts w:ascii="돋움체" w:eastAsia="돋움체" w:cs="돋움체"/>
-          <w:color w:val="000000"/>
-          <w:kern w:val="0"/>
-          <w:sz w:val="19"/>
-          <w:szCs w:val="19"/>
-        </w:rPr>
-      </w:pPr>
-      <w:proofErr w:type="gramStart"/>
-      <w:r>
-        <w:rPr>
-          <w:rFonts w:ascii="돋움체" w:eastAsia="돋움체" w:cs="돋움체"/>
-          <w:color w:val="0000FF"/>
-          <w:kern w:val="0"/>
-          <w:sz w:val="19"/>
-          <w:szCs w:val="19"/>
-        </w:rPr>
         <w:t>long</w:t>
       </w:r>
-      <w:proofErr w:type="gramEnd"/>
       <w:r>
         <w:rPr>
           <w:rFonts w:ascii="돋움체" w:eastAsia="돋움체" w:cs="돋움체"/>
@@ -1578,14 +1433,13 @@
         <w:ind w:leftChars="200" w:left="400"/>
         <w:jc w:val="left"/>
         <w:rPr>
-          <w:rFonts w:ascii="돋움체" w:eastAsia="돋움체" w:cs="돋움체"/>
+          <w:rFonts w:ascii="돋움체" w:eastAsia="돋움체" w:cs="돋움체" w:hint="eastAsia"/>
           <w:color w:val="000000"/>
           <w:kern w:val="0"/>
           <w:sz w:val="19"/>
           <w:szCs w:val="19"/>
         </w:rPr>
       </w:pPr>
-      <w:proofErr w:type="gramStart"/>
       <w:r>
         <w:rPr>
           <w:rFonts w:ascii="돋움체" w:eastAsia="돋움체" w:cs="돋움체"/>
@@ -1594,9 +1448,8 @@
           <w:sz w:val="19"/>
           <w:szCs w:val="19"/>
         </w:rPr>
-        <w:t>double</w:t>
-      </w:r>
-      <w:proofErr w:type="gramEnd"/>
+        <w:t>long</w:t>
+      </w:r>
       <w:r>
         <w:rPr>
           <w:rFonts w:ascii="돋움체" w:eastAsia="돋움체" w:cs="돋움체"/>
@@ -1616,7 +1469,27 @@
           <w:sz w:val="19"/>
           <w:szCs w:val="19"/>
         </w:rPr>
-        <w:t>ForwardRate</w:t>
+        <w:t>Forward</w:t>
+      </w:r>
+      <w:r>
+        <w:rPr>
+          <w:rFonts w:ascii="돋움체" w:eastAsia="돋움체" w:cs="돋움체"/>
+          <w:color w:val="808080"/>
+          <w:kern w:val="0"/>
+          <w:sz w:val="19"/>
+          <w:szCs w:val="19"/>
+        </w:rPr>
+        <w:t>PayDate</w:t>
+      </w:r>
+      <w:r>
+        <w:rPr>
+          <w:rFonts w:ascii="돋움체" w:eastAsia="돋움체" w:cs="돋움체"/>
+          <w:color w:val="808080"/>
+          <w:kern w:val="0"/>
+          <w:sz w:val="19"/>
+          <w:szCs w:val="19"/>
+        </w:rPr>
+        <w:t>_Excel</w:t>
       </w:r>
       <w:proofErr w:type="spellEnd"/>
       <w:r>
@@ -1652,22 +1525,84 @@
       <w:r>
         <w:rPr>
           <w:rFonts w:ascii="돋움체" w:eastAsia="돋움체" w:cs="돋움체"/>
-          <w:color w:val="000000"/>
-          <w:kern w:val="0"/>
-          <w:sz w:val="19"/>
-          <w:szCs w:val="19"/>
-        </w:rPr>
-        <w:tab/>
-      </w:r>
-      <w:r>
-        <w:rPr>
-          <w:rFonts w:ascii="돋움체" w:eastAsia="돋움체" w:cs="돋움체"/>
-          <w:color w:val="008000"/>
-          <w:kern w:val="0"/>
-          <w:sz w:val="19"/>
-          <w:szCs w:val="19"/>
-        </w:rPr>
-        <w:t>// Forward Rate Array</w:t>
+          <w:color w:val="008000"/>
+          <w:kern w:val="0"/>
+          <w:sz w:val="19"/>
+          <w:szCs w:val="19"/>
+        </w:rPr>
+        <w:t>// Forward</w:t>
+      </w:r>
+      <w:r>
+        <w:rPr>
+          <w:rFonts w:ascii="돋움체" w:eastAsia="돋움체" w:cs="돋움체" w:hint="eastAsia"/>
+          <w:color w:val="008000"/>
+          <w:kern w:val="0"/>
+          <w:sz w:val="19"/>
+          <w:szCs w:val="19"/>
+        </w:rPr>
+        <w:t>금리</w:t>
+      </w:r>
+      <w:r>
+        <w:rPr>
+          <w:rFonts w:ascii="돋움체" w:eastAsia="돋움체" w:cs="돋움체"/>
+          <w:color w:val="008000"/>
+          <w:kern w:val="0"/>
+          <w:sz w:val="19"/>
+          <w:szCs w:val="19"/>
+        </w:rPr>
+        <w:t xml:space="preserve"> </w:t>
+      </w:r>
+      <w:r>
+        <w:rPr>
+          <w:rFonts w:ascii="돋움체" w:eastAsia="돋움체" w:cs="돋움체" w:hint="eastAsia"/>
+          <w:color w:val="008000"/>
+          <w:kern w:val="0"/>
+          <w:sz w:val="19"/>
+          <w:szCs w:val="19"/>
+        </w:rPr>
+        <w:t>지급</w:t>
+      </w:r>
+      <w:r>
+        <w:rPr>
+          <w:rFonts w:ascii="돋움체" w:eastAsia="돋움체" w:cs="돋움체" w:hint="eastAsia"/>
+          <w:color w:val="008000"/>
+          <w:kern w:val="0"/>
+          <w:sz w:val="19"/>
+          <w:szCs w:val="19"/>
+        </w:rPr>
+        <w:t>일</w:t>
+      </w:r>
+      <w:r>
+        <w:rPr>
+          <w:rFonts w:ascii="돋움체" w:eastAsia="돋움체" w:cs="돋움체"/>
+          <w:color w:val="008000"/>
+          <w:kern w:val="0"/>
+          <w:sz w:val="19"/>
+          <w:szCs w:val="19"/>
+        </w:rPr>
+        <w:t xml:space="preserve"> </w:t>
+      </w:r>
+      <w:proofErr w:type="spellStart"/>
+      <w:r>
+        <w:rPr>
+          <w:rFonts w:ascii="돋움체" w:eastAsia="돋움체" w:cs="돋움체"/>
+          <w:color w:val="008000"/>
+          <w:kern w:val="0"/>
+          <w:sz w:val="19"/>
+          <w:szCs w:val="19"/>
+        </w:rPr>
+        <w:t>ExcelType</w:t>
+      </w:r>
+      <w:proofErr w:type="spellEnd"/>
+      <w:r>
+        <w:rPr>
+          <w:rFonts w:ascii="돋움체" w:eastAsia="돋움체" w:cs="돋움체"/>
+          <w:color w:val="008000"/>
+          <w:kern w:val="0"/>
+          <w:sz w:val="19"/>
+          <w:szCs w:val="19"/>
+        </w:rPr>
+        <w:t xml:space="preserve"> Array</w:t>
       </w:r>
     </w:p>
     <w:p>
@@ -1685,7 +1620,6 @@
           <w:szCs w:val="19"/>
         </w:rPr>
       </w:pPr>
-      <w:proofErr w:type="gramStart"/>
       <w:r>
         <w:rPr>
           <w:rFonts w:ascii="돋움체" w:eastAsia="돋움체" w:cs="돋움체"/>
@@ -1694,9 +1628,106 @@
           <w:sz w:val="19"/>
           <w:szCs w:val="19"/>
         </w:rPr>
+        <w:t>double</w:t>
+      </w:r>
+      <w:r>
+        <w:rPr>
+          <w:rFonts w:ascii="돋움체" w:eastAsia="돋움체" w:cs="돋움체"/>
+          <w:color w:val="000000"/>
+          <w:kern w:val="0"/>
+          <w:sz w:val="19"/>
+          <w:szCs w:val="19"/>
+        </w:rPr>
+        <w:t xml:space="preserve">* </w:t>
+      </w:r>
+      <w:proofErr w:type="spellStart"/>
+      <w:r>
+        <w:rPr>
+          <w:rFonts w:ascii="돋움체" w:eastAsia="돋움체" w:cs="돋움체"/>
+          <w:color w:val="808080"/>
+          <w:kern w:val="0"/>
+          <w:sz w:val="19"/>
+          <w:szCs w:val="19"/>
+        </w:rPr>
+        <w:t>ForwardRate</w:t>
+      </w:r>
+      <w:proofErr w:type="spellEnd"/>
+      <w:r>
+        <w:rPr>
+          <w:rFonts w:ascii="돋움체" w:eastAsia="돋움체" w:cs="돋움체"/>
+          <w:color w:val="000000"/>
+          <w:kern w:val="0"/>
+          <w:sz w:val="19"/>
+          <w:szCs w:val="19"/>
+        </w:rPr>
+        <w:t>,</w:t>
+      </w:r>
+      <w:r>
+        <w:rPr>
+          <w:rFonts w:ascii="돋움체" w:eastAsia="돋움체" w:cs="돋움체"/>
+          <w:color w:val="000000"/>
+          <w:kern w:val="0"/>
+          <w:sz w:val="19"/>
+          <w:szCs w:val="19"/>
+        </w:rPr>
+        <w:tab/>
+      </w:r>
+      <w:r>
+        <w:rPr>
+          <w:rFonts w:ascii="돋움체" w:eastAsia="돋움체" w:cs="돋움체"/>
+          <w:color w:val="000000"/>
+          <w:kern w:val="0"/>
+          <w:sz w:val="19"/>
+          <w:szCs w:val="19"/>
+        </w:rPr>
+        <w:tab/>
+      </w:r>
+      <w:r>
+        <w:rPr>
+          <w:rFonts w:ascii="돋움체" w:eastAsia="돋움체" w:cs="돋움체"/>
+          <w:color w:val="000000"/>
+          <w:kern w:val="0"/>
+          <w:sz w:val="19"/>
+          <w:szCs w:val="19"/>
+        </w:rPr>
+        <w:tab/>
+      </w:r>
+      <w:r>
+        <w:rPr>
+          <w:rFonts w:ascii="돋움체" w:eastAsia="돋움체" w:cs="돋움체"/>
+          <w:color w:val="008000"/>
+          <w:kern w:val="0"/>
+          <w:sz w:val="19"/>
+          <w:szCs w:val="19"/>
+        </w:rPr>
+        <w:t>// Forward Rate Array</w:t>
+      </w:r>
+    </w:p>
+    <w:p>
+      <w:pPr>
+        <w:wordWrap/>
+        <w:adjustRightInd w:val="0"/>
+        <w:spacing w:after="0" w:line="240" w:lineRule="auto"/>
+        <w:ind w:leftChars="200" w:left="400"/>
+        <w:jc w:val="left"/>
+        <w:rPr>
+          <w:rFonts w:ascii="돋움체" w:eastAsia="돋움체" w:cs="돋움체"/>
+          <w:color w:val="000000"/>
+          <w:kern w:val="0"/>
+          <w:sz w:val="19"/>
+          <w:szCs w:val="19"/>
+        </w:rPr>
+      </w:pPr>
+      <w:r>
+        <w:rPr>
+          <w:rFonts w:ascii="돋움체" w:eastAsia="돋움체" w:cs="돋움체"/>
+          <w:color w:val="0000FF"/>
+          <w:kern w:val="0"/>
+          <w:sz w:val="19"/>
+          <w:szCs w:val="19"/>
+        </w:rPr>
         <w:t>long</w:t>
       </w:r>
-      <w:proofErr w:type="gramEnd"/>
       <w:r>
         <w:rPr>
           <w:rFonts w:ascii="돋움체" w:eastAsia="돋움체" w:cs="돋움체"/>
@@ -2110,7 +2141,27 @@
           <w:sz w:val="19"/>
           <w:szCs w:val="19"/>
         </w:rPr>
-        <w:t>NCPN_Ann</w:t>
+        <w:t>Swap</w:t>
+      </w:r>
+      <w:r>
+        <w:rPr>
+          <w:rFonts w:ascii="돋움체" w:eastAsia="돋움체" w:cs="돋움체" w:hint="eastAsia"/>
+          <w:color w:val="808080"/>
+          <w:kern w:val="0"/>
+          <w:sz w:val="19"/>
+          <w:szCs w:val="19"/>
+        </w:rPr>
+        <w:t>PayDate</w:t>
+      </w:r>
+      <w:r>
+        <w:rPr>
+          <w:rFonts w:ascii="돋움체" w:eastAsia="돋움체" w:cs="돋움체"/>
+          <w:color w:val="808080"/>
+          <w:kern w:val="0"/>
+          <w:sz w:val="19"/>
+          <w:szCs w:val="19"/>
+        </w:rPr>
+        <w:t>_Excel</w:t>
       </w:r>
       <w:proofErr w:type="spellEnd"/>
       <w:r>
@@ -2146,16 +2197,6 @@
       <w:r>
         <w:rPr>
           <w:rFonts w:ascii="돋움체" w:eastAsia="돋움체" w:cs="돋움체"/>
-          <w:color w:val="000000"/>
-          <w:kern w:val="0"/>
-          <w:sz w:val="19"/>
-          <w:szCs w:val="19"/>
-        </w:rPr>
-        <w:tab/>
-      </w:r>
-      <w:r>
-        <w:rPr>
-          <w:rFonts w:ascii="돋움체" w:eastAsia="돋움체" w:cs="돋움체"/>
           <w:color w:val="008000"/>
           <w:kern w:val="0"/>
           <w:sz w:val="19"/>
@@ -2171,7 +2212,7 @@
           <w:sz w:val="19"/>
           <w:szCs w:val="19"/>
         </w:rPr>
-        <w:t>연</w:t>
+        <w:t>만기</w:t>
       </w:r>
       <w:r>
         <w:rPr>
@@ -2191,27 +2232,7 @@
           <w:sz w:val="19"/>
           <w:szCs w:val="19"/>
         </w:rPr>
-        <w:t>이자지급</w:t>
-      </w:r>
-      <w:r>
-        <w:rPr>
-          <w:rFonts w:ascii="돋움체" w:eastAsia="돋움체" w:cs="돋움체"/>
-          <w:color w:val="008000"/>
-          <w:kern w:val="0"/>
-          <w:sz w:val="19"/>
-          <w:szCs w:val="19"/>
-        </w:rPr>
-        <w:t xml:space="preserve"> </w:t>
-      </w:r>
-      <w:r>
-        <w:rPr>
-          <w:rFonts w:ascii="돋움체" w:eastAsia="돋움체" w:cs="돋움체" w:hint="eastAsia"/>
-          <w:color w:val="008000"/>
-          <w:kern w:val="0"/>
-          <w:sz w:val="19"/>
-          <w:szCs w:val="19"/>
-        </w:rPr>
-        <w:t>회수</w:t>
+        <w:t>지급일</w:t>
       </w:r>
       <w:r>
         <w:rPr>
@@ -2239,7 +2260,6 @@
           <w:szCs w:val="19"/>
         </w:rPr>
       </w:pPr>
-      <w:proofErr w:type="gramStart"/>
       <w:r>
         <w:rPr>
           <w:rFonts w:ascii="돋움체" w:eastAsia="돋움체" w:cs="돋움체"/>
@@ -2248,9 +2268,8 @@
           <w:sz w:val="19"/>
           <w:szCs w:val="19"/>
         </w:rPr>
-        <w:t>double</w:t>
-      </w:r>
-      <w:proofErr w:type="gramEnd"/>
+        <w:t>long</w:t>
+      </w:r>
       <w:r>
         <w:rPr>
           <w:rFonts w:ascii="돋움체" w:eastAsia="돋움체" w:cs="돋움체"/>
@@ -2270,7 +2289,7 @@
           <w:sz w:val="19"/>
           <w:szCs w:val="19"/>
         </w:rPr>
-        <w:t>SwapRate</w:t>
+        <w:t>NCPN_Ann</w:t>
       </w:r>
       <w:proofErr w:type="spellEnd"/>
       <w:r>
@@ -2321,7 +2340,67 @@
           <w:sz w:val="19"/>
           <w:szCs w:val="19"/>
         </w:rPr>
-        <w:t>// Swap Rate Array</w:t>
+        <w:t xml:space="preserve">// Swap </w:t>
+      </w:r>
+      <w:r>
+        <w:rPr>
+          <w:rFonts w:ascii="돋움체" w:eastAsia="돋움체" w:cs="돋움체" w:hint="eastAsia"/>
+          <w:color w:val="008000"/>
+          <w:kern w:val="0"/>
+          <w:sz w:val="19"/>
+          <w:szCs w:val="19"/>
+        </w:rPr>
+        <w:t>연</w:t>
+      </w:r>
+      <w:r>
+        <w:rPr>
+          <w:rFonts w:ascii="돋움체" w:eastAsia="돋움체" w:cs="돋움체"/>
+          <w:color w:val="008000"/>
+          <w:kern w:val="0"/>
+          <w:sz w:val="19"/>
+          <w:szCs w:val="19"/>
+        </w:rPr>
+        <w:t xml:space="preserve"> </w:t>
+      </w:r>
+      <w:r>
+        <w:rPr>
+          <w:rFonts w:ascii="돋움체" w:eastAsia="돋움체" w:cs="돋움체" w:hint="eastAsia"/>
+          <w:color w:val="008000"/>
+          <w:kern w:val="0"/>
+          <w:sz w:val="19"/>
+          <w:szCs w:val="19"/>
+        </w:rPr>
+        <w:t>이자지급</w:t>
+      </w:r>
+      <w:r>
+        <w:rPr>
+          <w:rFonts w:ascii="돋움체" w:eastAsia="돋움체" w:cs="돋움체"/>
+          <w:color w:val="008000"/>
+          <w:kern w:val="0"/>
+          <w:sz w:val="19"/>
+          <w:szCs w:val="19"/>
+        </w:rPr>
+        <w:t xml:space="preserve"> </w:t>
+      </w:r>
+      <w:r>
+        <w:rPr>
+          <w:rFonts w:ascii="돋움체" w:eastAsia="돋움체" w:cs="돋움체" w:hint="eastAsia"/>
+          <w:color w:val="008000"/>
+          <w:kern w:val="0"/>
+          <w:sz w:val="19"/>
+          <w:szCs w:val="19"/>
+        </w:rPr>
+        <w:t>회수</w:t>
+      </w:r>
+      <w:r>
+        <w:rPr>
+          <w:rFonts w:ascii="돋움체" w:eastAsia="돋움체" w:cs="돋움체"/>
+          <w:color w:val="008000"/>
+          <w:kern w:val="0"/>
+          <w:sz w:val="19"/>
+          <w:szCs w:val="19"/>
+        </w:rPr>
+        <w:t xml:space="preserve"> Array</w:t>
       </w:r>
     </w:p>
     <w:p>
@@ -2339,7 +2418,6 @@
           <w:szCs w:val="19"/>
         </w:rPr>
       </w:pPr>
-      <w:proofErr w:type="gramStart"/>
       <w:r>
         <w:rPr>
           <w:rFonts w:ascii="돋움체" w:eastAsia="돋움체" w:cs="돋움체"/>
@@ -2348,9 +2426,106 @@
           <w:sz w:val="19"/>
           <w:szCs w:val="19"/>
         </w:rPr>
+        <w:t>double</w:t>
+      </w:r>
+      <w:r>
+        <w:rPr>
+          <w:rFonts w:ascii="돋움체" w:eastAsia="돋움체" w:cs="돋움체"/>
+          <w:color w:val="000000"/>
+          <w:kern w:val="0"/>
+          <w:sz w:val="19"/>
+          <w:szCs w:val="19"/>
+        </w:rPr>
+        <w:t xml:space="preserve">* </w:t>
+      </w:r>
+      <w:proofErr w:type="spellStart"/>
+      <w:r>
+        <w:rPr>
+          <w:rFonts w:ascii="돋움체" w:eastAsia="돋움체" w:cs="돋움체"/>
+          <w:color w:val="808080"/>
+          <w:kern w:val="0"/>
+          <w:sz w:val="19"/>
+          <w:szCs w:val="19"/>
+        </w:rPr>
+        <w:t>SwapRate</w:t>
+      </w:r>
+      <w:proofErr w:type="spellEnd"/>
+      <w:r>
+        <w:rPr>
+          <w:rFonts w:ascii="돋움체" w:eastAsia="돋움체" w:cs="돋움체"/>
+          <w:color w:val="000000"/>
+          <w:kern w:val="0"/>
+          <w:sz w:val="19"/>
+          <w:szCs w:val="19"/>
+        </w:rPr>
+        <w:t>,</w:t>
+      </w:r>
+      <w:r>
+        <w:rPr>
+          <w:rFonts w:ascii="돋움체" w:eastAsia="돋움체" w:cs="돋움체"/>
+          <w:color w:val="000000"/>
+          <w:kern w:val="0"/>
+          <w:sz w:val="19"/>
+          <w:szCs w:val="19"/>
+        </w:rPr>
+        <w:tab/>
+      </w:r>
+      <w:r>
+        <w:rPr>
+          <w:rFonts w:ascii="돋움체" w:eastAsia="돋움체" w:cs="돋움체"/>
+          <w:color w:val="000000"/>
+          <w:kern w:val="0"/>
+          <w:sz w:val="19"/>
+          <w:szCs w:val="19"/>
+        </w:rPr>
+        <w:tab/>
+      </w:r>
+      <w:r>
+        <w:rPr>
+          <w:rFonts w:ascii="돋움체" w:eastAsia="돋움체" w:cs="돋움체"/>
+          <w:color w:val="000000"/>
+          <w:kern w:val="0"/>
+          <w:sz w:val="19"/>
+          <w:szCs w:val="19"/>
+        </w:rPr>
+        <w:tab/>
+      </w:r>
+      <w:r>
+        <w:rPr>
+          <w:rFonts w:ascii="돋움체" w:eastAsia="돋움체" w:cs="돋움체"/>
+          <w:color w:val="008000"/>
+          <w:kern w:val="0"/>
+          <w:sz w:val="19"/>
+          <w:szCs w:val="19"/>
+        </w:rPr>
+        <w:t>// Swap Rate Array</w:t>
+      </w:r>
+    </w:p>
+    <w:p>
+      <w:pPr>
+        <w:wordWrap/>
+        <w:adjustRightInd w:val="0"/>
+        <w:spacing w:after="0" w:line="240" w:lineRule="auto"/>
+        <w:ind w:leftChars="200" w:left="400"/>
+        <w:jc w:val="left"/>
+        <w:rPr>
+          <w:rFonts w:ascii="돋움체" w:eastAsia="돋움체" w:cs="돋움체"/>
+          <w:color w:val="000000"/>
+          <w:kern w:val="0"/>
+          <w:sz w:val="19"/>
+          <w:szCs w:val="19"/>
+        </w:rPr>
+      </w:pPr>
+      <w:r>
+        <w:rPr>
+          <w:rFonts w:ascii="돋움체" w:eastAsia="돋움체" w:cs="돋움체"/>
+          <w:color w:val="0000FF"/>
+          <w:kern w:val="0"/>
+          <w:sz w:val="19"/>
+          <w:szCs w:val="19"/>
+        </w:rPr>
         <w:t>long</w:t>
       </w:r>
-      <w:proofErr w:type="gramEnd"/>
       <w:r>
         <w:rPr>
           <w:rFonts w:ascii="돋움체" w:eastAsia="돋움체" w:cs="돋움체"/>
@@ -2889,7 +3064,7 @@
           <w:sz w:val="19"/>
           <w:szCs w:val="19"/>
         </w:rPr>
-        <w:t>char</w:t>
+        <w:t>double</w:t>
       </w:r>
       <w:r>
         <w:rPr>
@@ -2901,6 +3076,7 @@
         </w:rPr>
         <w:t xml:space="preserve">* </w:t>
       </w:r>
+      <w:proofErr w:type="spellStart"/>
       <w:r>
         <w:rPr>
           <w:rFonts w:ascii="돋움체" w:eastAsia="돋움체" w:cs="돋움체"/>
@@ -2909,17 +3085,28 @@
           <w:sz w:val="19"/>
           <w:szCs w:val="19"/>
         </w:rPr>
-        <w:t>Error</w:t>
-      </w:r>
-      <w:r>
-        <w:rPr>
-          <w:rFonts w:ascii="돋움체" w:eastAsia="돋움체" w:cs="돋움체"/>
-          <w:color w:val="000000"/>
-          <w:kern w:val="0"/>
-          <w:sz w:val="19"/>
-          <w:szCs w:val="19"/>
-        </w:rPr>
-        <w:tab/>
+        <w:t>Result</w:t>
+      </w:r>
+      <w:r>
+        <w:rPr>
+          <w:rFonts w:ascii="돋움체" w:eastAsia="돋움체" w:cs="돋움체" w:hint="eastAsia"/>
+          <w:color w:val="808080"/>
+          <w:kern w:val="0"/>
+          <w:sz w:val="19"/>
+          <w:szCs w:val="19"/>
+        </w:rPr>
+        <w:t>DF</w:t>
+      </w:r>
+      <w:proofErr w:type="spellEnd"/>
+      <w:r>
+        <w:rPr>
+          <w:rFonts w:ascii="돋움체" w:eastAsia="돋움체" w:cs="돋움체"/>
+          <w:color w:val="000000"/>
+          <w:kern w:val="0"/>
+          <w:sz w:val="19"/>
+          <w:szCs w:val="19"/>
+        </w:rPr>
+        <w:t>,</w:t>
       </w:r>
       <w:r>
         <w:rPr>
@@ -2969,14 +3156,69 @@
           <w:sz w:val="19"/>
           <w:szCs w:val="19"/>
         </w:rPr>
-        <w:t>에러메시지</w:t>
+        <w:t>결과</w:t>
+      </w:r>
+      <w:r>
+        <w:rPr>
+          <w:rFonts w:ascii="돋움체" w:eastAsia="돋움체" w:cs="돋움체"/>
+          <w:color w:val="008000"/>
+          <w:kern w:val="0"/>
+          <w:sz w:val="19"/>
+          <w:szCs w:val="19"/>
+        </w:rPr>
+        <w:t xml:space="preserve"> </w:t>
+      </w:r>
+      <w:r>
+        <w:rPr>
+          <w:rFonts w:ascii="돋움체" w:eastAsia="돋움체" w:cs="돋움체" w:hint="eastAsia"/>
+          <w:color w:val="008000"/>
+          <w:kern w:val="0"/>
+          <w:sz w:val="19"/>
+          <w:szCs w:val="19"/>
+        </w:rPr>
+        <w:t>커브</w:t>
+      </w:r>
+      <w:r>
+        <w:rPr>
+          <w:rFonts w:ascii="돋움체" w:eastAsia="돋움체" w:cs="돋움체"/>
+          <w:color w:val="008000"/>
+          <w:kern w:val="0"/>
+          <w:sz w:val="19"/>
+          <w:szCs w:val="19"/>
+        </w:rPr>
+        <w:t xml:space="preserve"> </w:t>
+      </w:r>
+      <w:r>
+        <w:rPr>
+          <w:rFonts w:ascii="돋움체" w:eastAsia="돋움체" w:cs="돋움체"/>
+          <w:color w:val="008000"/>
+          <w:kern w:val="0"/>
+          <w:sz w:val="19"/>
+          <w:szCs w:val="19"/>
+        </w:rPr>
+        <w:t>DF</w:t>
+      </w:r>
+      <w:r>
+        <w:rPr>
+          <w:rFonts w:ascii="돋움체" w:eastAsia="돋움체" w:cs="돋움체"/>
+          <w:color w:val="008000"/>
+          <w:kern w:val="0"/>
+          <w:sz w:val="19"/>
+          <w:szCs w:val="19"/>
+        </w:rPr>
+        <w:t xml:space="preserve"> Array</w:t>
       </w:r>
     </w:p>
     <w:p>
       <w:pPr>
-        <w:rPr>
-          <w:rFonts w:ascii="돋움체" w:eastAsia="돋움체" w:cs="돋움체"/>
-          <w:color w:val="000000"/>
+        <w:wordWrap/>
+        <w:adjustRightInd w:val="0"/>
+        <w:spacing w:after="0" w:line="240" w:lineRule="auto"/>
+        <w:ind w:leftChars="200" w:left="400"/>
+        <w:jc w:val="left"/>
+        <w:rPr>
+          <w:rFonts w:ascii="돋움체" w:eastAsia="돋움체" w:cs="돋움체"/>
+          <w:color w:val="008000"/>
           <w:kern w:val="0"/>
           <w:sz w:val="19"/>
           <w:szCs w:val="19"/>
@@ -2985,16 +3227,155 @@
       <w:r>
         <w:rPr>
           <w:rFonts w:ascii="돋움체" w:eastAsia="돋움체" w:cs="돋움체"/>
-          <w:color w:val="000000"/>
-          <w:kern w:val="0"/>
-          <w:sz w:val="19"/>
-          <w:szCs w:val="19"/>
-        </w:rPr>
-        <w:t>)</w:t>
+          <w:color w:val="0000FF"/>
+          <w:kern w:val="0"/>
+          <w:sz w:val="19"/>
+          <w:szCs w:val="19"/>
+        </w:rPr>
+        <w:t>double</w:t>
+      </w:r>
+      <w:r>
+        <w:rPr>
+          <w:rFonts w:ascii="돋움체" w:eastAsia="돋움체" w:cs="돋움체"/>
+          <w:color w:val="000000"/>
+          <w:kern w:val="0"/>
+          <w:sz w:val="19"/>
+          <w:szCs w:val="19"/>
+        </w:rPr>
+        <w:t xml:space="preserve">* </w:t>
+      </w:r>
+      <w:proofErr w:type="spellStart"/>
+      <w:r>
+        <w:rPr>
+          <w:rFonts w:ascii="돋움체" w:eastAsia="돋움체" w:cs="돋움체"/>
+          <w:color w:val="808080"/>
+          <w:kern w:val="0"/>
+          <w:sz w:val="19"/>
+          <w:szCs w:val="19"/>
+        </w:rPr>
+        <w:t>MktRate</w:t>
+      </w:r>
+      <w:proofErr w:type="spellEnd"/>
+      <w:r>
+        <w:rPr>
+          <w:rFonts w:ascii="돋움체" w:eastAsia="돋움체" w:cs="돋움체"/>
+          <w:color w:val="000000"/>
+          <w:kern w:val="0"/>
+          <w:sz w:val="19"/>
+          <w:szCs w:val="19"/>
+        </w:rPr>
+        <w:t>,</w:t>
+      </w:r>
+      <w:r>
+        <w:rPr>
+          <w:rFonts w:ascii="돋움체" w:eastAsia="돋움체" w:cs="돋움체"/>
+          <w:color w:val="000000"/>
+          <w:kern w:val="0"/>
+          <w:sz w:val="19"/>
+          <w:szCs w:val="19"/>
+        </w:rPr>
+        <w:tab/>
+      </w:r>
+      <w:r>
+        <w:rPr>
+          <w:rFonts w:ascii="돋움체" w:eastAsia="돋움체" w:cs="돋움체"/>
+          <w:color w:val="000000"/>
+          <w:kern w:val="0"/>
+          <w:sz w:val="19"/>
+          <w:szCs w:val="19"/>
+        </w:rPr>
+        <w:tab/>
+      </w:r>
+      <w:r>
+        <w:rPr>
+          <w:rFonts w:ascii="돋움체" w:eastAsia="돋움체" w:cs="돋움체"/>
+          <w:color w:val="000000"/>
+          <w:kern w:val="0"/>
+          <w:sz w:val="19"/>
+          <w:szCs w:val="19"/>
+        </w:rPr>
+        <w:tab/>
+      </w:r>
+      <w:r>
+        <w:rPr>
+          <w:rFonts w:ascii="돋움체" w:eastAsia="돋움체" w:cs="돋움체"/>
+          <w:color w:val="008000"/>
+          <w:kern w:val="0"/>
+          <w:sz w:val="19"/>
+          <w:szCs w:val="19"/>
+        </w:rPr>
+        <w:t xml:space="preserve">// Out: </w:t>
+      </w:r>
+      <w:r>
+        <w:rPr>
+          <w:rFonts w:ascii="돋움체" w:eastAsia="돋움체" w:cs="돋움체" w:hint="eastAsia"/>
+          <w:color w:val="008000"/>
+          <w:kern w:val="0"/>
+          <w:sz w:val="19"/>
+          <w:szCs w:val="19"/>
+        </w:rPr>
+        <w:t>결과</w:t>
+      </w:r>
+      <w:r>
+        <w:rPr>
+          <w:rFonts w:ascii="돋움체" w:eastAsia="돋움체" w:cs="돋움체"/>
+          <w:color w:val="008000"/>
+          <w:kern w:val="0"/>
+          <w:sz w:val="19"/>
+          <w:szCs w:val="19"/>
+        </w:rPr>
+        <w:t xml:space="preserve"> </w:t>
+      </w:r>
+      <w:r>
+        <w:rPr>
+          <w:rFonts w:ascii="돋움체" w:eastAsia="돋움체" w:cs="돋움체" w:hint="eastAsia"/>
+          <w:color w:val="008000"/>
+          <w:kern w:val="0"/>
+          <w:sz w:val="19"/>
+          <w:szCs w:val="19"/>
+        </w:rPr>
+        <w:t>커브</w:t>
+      </w:r>
+      <w:r>
+        <w:rPr>
+          <w:rFonts w:ascii="돋움체" w:eastAsia="돋움체" w:cs="돋움체"/>
+          <w:color w:val="008000"/>
+          <w:kern w:val="0"/>
+          <w:sz w:val="19"/>
+          <w:szCs w:val="19"/>
+        </w:rPr>
+        <w:t xml:space="preserve"> </w:t>
+      </w:r>
+      <w:proofErr w:type="spellStart"/>
+      <w:r>
+        <w:rPr>
+          <w:rFonts w:ascii="돋움체" w:eastAsia="돋움체" w:cs="돋움체"/>
+          <w:color w:val="008000"/>
+          <w:kern w:val="0"/>
+          <w:sz w:val="19"/>
+          <w:szCs w:val="19"/>
+        </w:rPr>
+        <w:t>Mktrate</w:t>
+      </w:r>
+      <w:proofErr w:type="spellEnd"/>
+      <w:r>
+        <w:rPr>
+          <w:rFonts w:ascii="돋움체" w:eastAsia="돋움체" w:cs="돋움체"/>
+          <w:color w:val="008000"/>
+          <w:kern w:val="0"/>
+          <w:sz w:val="19"/>
+          <w:szCs w:val="19"/>
+        </w:rPr>
+        <w:t xml:space="preserve"> Array</w:t>
       </w:r>
     </w:p>
     <w:p>
       <w:pPr>
+        <w:wordWrap/>
+        <w:adjustRightInd w:val="0"/>
+        <w:spacing w:after="0" w:line="240" w:lineRule="auto"/>
+        <w:ind w:leftChars="200" w:left="400"/>
+        <w:jc w:val="left"/>
         <w:rPr>
           <w:rFonts w:ascii="돋움체" w:eastAsia="돋움체" w:cs="돋움체"/>
           <w:color w:val="000000"/>
@@ -3006,51 +3387,199 @@
     </w:p>
     <w:p>
       <w:pPr>
-        <w:rPr>
-          <w:rFonts w:ascii="돋움체" w:eastAsia="돋움체" w:cs="돋움체"/>
+        <w:wordWrap/>
+        <w:adjustRightInd w:val="0"/>
+        <w:spacing w:after="0" w:line="240" w:lineRule="auto"/>
+        <w:ind w:leftChars="200" w:left="400"/>
+        <w:jc w:val="left"/>
+        <w:rPr>
+          <w:rFonts w:ascii="돋움체" w:eastAsia="돋움체" w:cs="돋움체" w:hint="eastAsia"/>
           <w:color w:val="000000"/>
           <w:kern w:val="0"/>
           <w:sz w:val="19"/>
           <w:szCs w:val="19"/>
         </w:rPr>
       </w:pPr>
+      <w:r>
+        <w:rPr>
+          <w:rFonts w:ascii="돋움체" w:eastAsia="돋움체" w:cs="돋움체"/>
+          <w:color w:val="0000FF"/>
+          <w:kern w:val="0"/>
+          <w:sz w:val="19"/>
+          <w:szCs w:val="19"/>
+        </w:rPr>
+        <w:t>long</w:t>
+      </w:r>
+      <w:r>
+        <w:rPr>
+          <w:rFonts w:ascii="돋움체" w:eastAsia="돋움체" w:cs="돋움체"/>
+          <w:color w:val="000000"/>
+          <w:kern w:val="0"/>
+          <w:sz w:val="19"/>
+          <w:szCs w:val="19"/>
+        </w:rPr>
+        <w:t xml:space="preserve">* </w:t>
+      </w:r>
       <w:proofErr w:type="spellStart"/>
       <w:r>
         <w:rPr>
-          <w:rFonts w:ascii="돋움체" w:eastAsia="돋움체" w:cs="돋움체" w:hint="eastAsia"/>
-          <w:color w:val="000000"/>
-          <w:kern w:val="0"/>
-          <w:sz w:val="19"/>
-          <w:szCs w:val="19"/>
-        </w:rPr>
-        <w:t>기타함수</w:t>
+          <w:rFonts w:ascii="돋움체" w:eastAsia="돋움체" w:cs="돋움체"/>
+          <w:color w:val="808080"/>
+          <w:kern w:val="0"/>
+          <w:sz w:val="19"/>
+          <w:szCs w:val="19"/>
+        </w:rPr>
+        <w:t>InterpFlag</w:t>
       </w:r>
       <w:proofErr w:type="spellEnd"/>
       <w:r>
         <w:rPr>
-          <w:rFonts w:ascii="돋움체" w:eastAsia="돋움체" w:cs="돋움체" w:hint="eastAsia"/>
-          <w:color w:val="000000"/>
-          <w:kern w:val="0"/>
-          <w:sz w:val="19"/>
-          <w:szCs w:val="19"/>
-        </w:rPr>
-        <w:t>:</w:t>
-      </w:r>
-      <w:r>
-        <w:rPr>
-          <w:rFonts w:ascii="돋움체" w:eastAsia="돋움체" w:cs="돋움체"/>
-          <w:color w:val="000000"/>
-          <w:kern w:val="0"/>
-          <w:sz w:val="19"/>
-          <w:szCs w:val="19"/>
-        </w:rPr>
-        <w:t xml:space="preserve"> </w:t>
+          <w:rFonts w:ascii="돋움체" w:eastAsia="돋움체" w:cs="돋움체"/>
+          <w:color w:val="000000"/>
+          <w:kern w:val="0"/>
+          <w:sz w:val="19"/>
+          <w:szCs w:val="19"/>
+        </w:rPr>
+        <w:t>,</w:t>
+      </w:r>
+      <w:r>
+        <w:rPr>
+          <w:rFonts w:ascii="돋움체" w:eastAsia="돋움체" w:cs="돋움체"/>
+          <w:color w:val="000000"/>
+          <w:kern w:val="0"/>
+          <w:sz w:val="19"/>
+          <w:szCs w:val="19"/>
+        </w:rPr>
+        <w:tab/>
+      </w:r>
+      <w:r>
+        <w:rPr>
+          <w:rFonts w:ascii="돋움체" w:eastAsia="돋움체" w:cs="돋움체"/>
+          <w:color w:val="000000"/>
+          <w:kern w:val="0"/>
+          <w:sz w:val="19"/>
+          <w:szCs w:val="19"/>
+        </w:rPr>
+        <w:tab/>
+      </w:r>
+      <w:r>
+        <w:rPr>
+          <w:rFonts w:ascii="돋움체" w:eastAsia="돋움체" w:cs="돋움체"/>
+          <w:color w:val="000000"/>
+          <w:kern w:val="0"/>
+          <w:sz w:val="19"/>
+          <w:szCs w:val="19"/>
+        </w:rPr>
+        <w:tab/>
+      </w:r>
+      <w:r>
+        <w:rPr>
+          <w:rFonts w:ascii="돋움체" w:eastAsia="돋움체" w:cs="돋움체"/>
+          <w:color w:val="008000"/>
+          <w:kern w:val="0"/>
+          <w:sz w:val="19"/>
+          <w:szCs w:val="19"/>
+        </w:rPr>
+        <w:t xml:space="preserve">// </w:t>
+      </w:r>
+      <w:proofErr w:type="gramStart"/>
+      <w:r>
+        <w:rPr>
+          <w:rFonts w:ascii="돋움체" w:eastAsia="돋움체" w:cs="돋움체"/>
+          <w:color w:val="008000"/>
+          <w:kern w:val="0"/>
+          <w:sz w:val="19"/>
+          <w:szCs w:val="19"/>
+        </w:rPr>
+        <w:t>in :</w:t>
+      </w:r>
+      <w:proofErr w:type="gramEnd"/>
+      <w:r>
+        <w:rPr>
+          <w:rFonts w:ascii="돋움체" w:eastAsia="돋움체" w:cs="돋움체"/>
+          <w:color w:val="008000"/>
+          <w:kern w:val="0"/>
+          <w:sz w:val="19"/>
+          <w:szCs w:val="19"/>
+        </w:rPr>
+        <w:t xml:space="preserve"> 0: </w:t>
+      </w:r>
+      <w:proofErr w:type="spellStart"/>
+      <w:r>
+        <w:rPr>
+          <w:rFonts w:ascii="돋움체" w:eastAsia="돋움체" w:cs="돋움체"/>
+          <w:color w:val="008000"/>
+          <w:kern w:val="0"/>
+          <w:sz w:val="19"/>
+          <w:szCs w:val="19"/>
+        </w:rPr>
+        <w:t>Linterp</w:t>
+      </w:r>
+      <w:proofErr w:type="spellEnd"/>
+      <w:r>
+        <w:rPr>
+          <w:rFonts w:ascii="돋움체" w:eastAsia="돋움체" w:cs="돋움체"/>
+          <w:color w:val="008000"/>
+          <w:kern w:val="0"/>
+          <w:sz w:val="19"/>
+          <w:szCs w:val="19"/>
+        </w:rPr>
+        <w:t xml:space="preserve"> 1: </w:t>
+      </w:r>
+      <w:proofErr w:type="spellStart"/>
+      <w:r>
+        <w:rPr>
+          <w:rFonts w:ascii="돋움체" w:eastAsia="돋움체" w:cs="돋움체"/>
+          <w:color w:val="008000"/>
+          <w:kern w:val="0"/>
+          <w:sz w:val="19"/>
+          <w:szCs w:val="19"/>
+        </w:rPr>
+        <w:t>Linterp</w:t>
+      </w:r>
+      <w:proofErr w:type="spellEnd"/>
+      <w:r>
+        <w:rPr>
+          <w:rFonts w:ascii="돋움체" w:eastAsia="돋움체" w:cs="돋움체"/>
+          <w:color w:val="008000"/>
+          <w:kern w:val="0"/>
+          <w:sz w:val="19"/>
+          <w:szCs w:val="19"/>
+        </w:rPr>
+        <w:t xml:space="preserve"> + </w:t>
+      </w:r>
+      <w:proofErr w:type="spellStart"/>
+      <w:r>
+        <w:rPr>
+          <w:rFonts w:ascii="돋움체" w:eastAsia="돋움체" w:cs="돋움체"/>
+          <w:color w:val="008000"/>
+          <w:kern w:val="0"/>
+          <w:sz w:val="19"/>
+          <w:szCs w:val="19"/>
+        </w:rPr>
+        <w:t>extrapol</w:t>
+      </w:r>
+      <w:proofErr w:type="spellEnd"/>
+      <w:r>
+        <w:rPr>
+          <w:rFonts w:ascii="돋움체" w:eastAsia="돋움체" w:cs="돋움체"/>
+          <w:color w:val="008000"/>
+          <w:kern w:val="0"/>
+          <w:sz w:val="19"/>
+          <w:szCs w:val="19"/>
+        </w:rPr>
+        <w:t xml:space="preserve"> 2: Cubic</w:t>
       </w:r>
     </w:p>
     <w:p>
       <w:pPr>
-        <w:rPr>
-          <w:rFonts w:ascii="돋움체" w:eastAsia="돋움체" w:cs="돋움체"/>
+        <w:wordWrap/>
+        <w:adjustRightInd w:val="0"/>
+        <w:spacing w:after="0" w:line="240" w:lineRule="auto"/>
+        <w:ind w:leftChars="200" w:left="400"/>
+        <w:jc w:val="left"/>
+        <w:rPr>
+          <w:rFonts w:ascii="돋움체" w:eastAsia="돋움체" w:cs="돋움체" w:hint="eastAsia"/>
           <w:color w:val="000000"/>
           <w:kern w:val="0"/>
           <w:sz w:val="19"/>
@@ -3060,43 +3589,43 @@
       <w:r>
         <w:rPr>
           <w:rFonts w:ascii="돋움체" w:eastAsia="돋움체" w:cs="돋움체"/>
-          <w:color w:val="000000"/>
-          <w:kern w:val="0"/>
-          <w:sz w:val="19"/>
-          <w:szCs w:val="19"/>
-        </w:rPr>
-        <w:tab/>
-      </w:r>
-      <w:r>
-        <w:rPr>
-          <w:rFonts w:ascii="돋움체" w:eastAsia="돋움체" w:cs="돋움체"/>
           <w:color w:val="0000FF"/>
           <w:kern w:val="0"/>
           <w:sz w:val="19"/>
           <w:szCs w:val="19"/>
         </w:rPr>
-        <w:t>double</w:t>
-      </w:r>
-      <w:r>
-        <w:rPr>
-          <w:rFonts w:ascii="돋움체" w:eastAsia="돋움체" w:cs="돋움체"/>
-          <w:color w:val="000000"/>
-          <w:kern w:val="0"/>
-          <w:sz w:val="19"/>
-          <w:szCs w:val="19"/>
-        </w:rPr>
-        <w:t xml:space="preserve"> </w:t>
+        <w:t>long</w:t>
+      </w:r>
+      <w:r>
+        <w:rPr>
+          <w:rFonts w:ascii="돋움체" w:eastAsia="돋움체" w:cs="돋움체"/>
+          <w:color w:val="000000"/>
+          <w:kern w:val="0"/>
+          <w:sz w:val="19"/>
+          <w:szCs w:val="19"/>
+        </w:rPr>
+        <w:t xml:space="preserve">* </w:t>
       </w:r>
       <w:proofErr w:type="spellStart"/>
       <w:r>
         <w:rPr>
           <w:rFonts w:ascii="돋움체" w:eastAsia="돋움체" w:cs="돋움체"/>
-          <w:color w:val="000000"/>
-          <w:kern w:val="0"/>
-          <w:sz w:val="19"/>
-          <w:szCs w:val="19"/>
-        </w:rPr>
-        <w:t>CalcZeroRateFromSwapRate</w:t>
+          <w:color w:val="808080"/>
+          <w:kern w:val="0"/>
+          <w:sz w:val="19"/>
+          <w:szCs w:val="19"/>
+        </w:rPr>
+        <w:t>Cali</w:t>
+      </w:r>
+      <w:r>
+        <w:rPr>
+          <w:rFonts w:ascii="돋움체" w:eastAsia="돋움체" w:cs="돋움체"/>
+          <w:color w:val="808080"/>
+          <w:kern w:val="0"/>
+          <w:sz w:val="19"/>
+          <w:szCs w:val="19"/>
+        </w:rPr>
+        <w:t>Flag</w:t>
       </w:r>
       <w:proofErr w:type="spellEnd"/>
       <w:r>
@@ -3107,53 +3636,78 @@
           <w:sz w:val="19"/>
           <w:szCs w:val="19"/>
         </w:rPr>
-        <w:t xml:space="preserve">: </w:t>
+        <w:t>,</w:t>
+      </w:r>
+      <w:r>
+        <w:rPr>
+          <w:rFonts w:ascii="돋움체" w:eastAsia="돋움체" w:cs="돋움체"/>
+          <w:color w:val="000000"/>
+          <w:kern w:val="0"/>
+          <w:sz w:val="19"/>
+          <w:szCs w:val="19"/>
+        </w:rPr>
+        <w:tab/>
+      </w:r>
+      <w:r>
+        <w:rPr>
+          <w:rFonts w:ascii="돋움체" w:eastAsia="돋움체" w:cs="돋움체"/>
+          <w:color w:val="000000"/>
+          <w:kern w:val="0"/>
+          <w:sz w:val="19"/>
+          <w:szCs w:val="19"/>
+        </w:rPr>
+        <w:tab/>
+      </w:r>
+      <w:r>
+        <w:rPr>
+          <w:rFonts w:ascii="돋움체" w:eastAsia="돋움체" w:cs="돋움체"/>
+          <w:color w:val="000000"/>
+          <w:kern w:val="0"/>
+          <w:sz w:val="19"/>
+          <w:szCs w:val="19"/>
+        </w:rPr>
+        <w:tab/>
+      </w:r>
+      <w:r>
+        <w:rPr>
+          <w:rFonts w:ascii="돋움체" w:eastAsia="돋움체" w:cs="돋움체"/>
+          <w:color w:val="008000"/>
+          <w:kern w:val="0"/>
+          <w:sz w:val="19"/>
+          <w:szCs w:val="19"/>
+        </w:rPr>
+        <w:t xml:space="preserve">// in : 0: </w:t>
       </w:r>
       <w:r>
         <w:rPr>
           <w:rFonts w:ascii="돋움체" w:eastAsia="돋움체" w:cs="돋움체" w:hint="eastAsia"/>
-          <w:color w:val="000000"/>
-          <w:kern w:val="0"/>
-          <w:sz w:val="19"/>
-          <w:szCs w:val="19"/>
-        </w:rPr>
-        <w:t xml:space="preserve">Swap Rate로부터 </w:t>
-      </w:r>
-      <w:r>
-        <w:rPr>
-          <w:rFonts w:ascii="돋움체" w:eastAsia="돋움체" w:cs="돋움체" w:hint="eastAsia"/>
-          <w:color w:val="000000"/>
-          <w:kern w:val="0"/>
-          <w:sz w:val="19"/>
-          <w:szCs w:val="19"/>
-        </w:rPr>
-        <w:t xml:space="preserve">특정 만기의 </w:t>
-      </w:r>
-      <w:proofErr w:type="spellStart"/>
-      <w:r>
-        <w:rPr>
-          <w:rFonts w:ascii="돋움체" w:eastAsia="돋움체" w:cs="돋움체"/>
-          <w:color w:val="000000"/>
-          <w:kern w:val="0"/>
-          <w:sz w:val="19"/>
-          <w:szCs w:val="19"/>
-        </w:rPr>
-        <w:t>ZeroRate</w:t>
-      </w:r>
-      <w:proofErr w:type="spellEnd"/>
-      <w:r>
-        <w:rPr>
-          <w:rFonts w:ascii="돋움체" w:eastAsia="돋움체" w:cs="돋움체" w:hint="eastAsia"/>
-          <w:color w:val="000000"/>
-          <w:kern w:val="0"/>
-          <w:sz w:val="19"/>
-          <w:szCs w:val="19"/>
-        </w:rPr>
-        <w:t>계산</w:t>
-      </w:r>
+          <w:color w:val="008000"/>
+          <w:kern w:val="0"/>
+          <w:sz w:val="19"/>
+          <w:szCs w:val="19"/>
+        </w:rPr>
+        <w:t xml:space="preserve">공식 </w:t>
+      </w:r>
+      <w:r>
+        <w:rPr>
+          <w:rFonts w:ascii="돋움체" w:eastAsia="돋움체" w:cs="돋움체"/>
+          <w:color w:val="008000"/>
+          <w:kern w:val="0"/>
+          <w:sz w:val="19"/>
+          <w:szCs w:val="19"/>
+        </w:rPr>
+        <w:t>1: Root Finter</w:t>
+      </w:r>
+      <w:bookmarkStart w:id="0" w:name="_GoBack"/>
+      <w:bookmarkEnd w:id="0"/>
     </w:p>
     <w:p>
       <w:pPr>
+        <w:wordWrap/>
+        <w:adjustRightInd w:val="0"/>
+        <w:spacing w:after="0" w:line="240" w:lineRule="auto"/>
+        <w:ind w:leftChars="200" w:left="400"/>
+        <w:jc w:val="left"/>
         <w:rPr>
           <w:rFonts w:ascii="돋움체" w:eastAsia="돋움체" w:cs="돋움체"/>
           <w:color w:val="000000"/>
@@ -3165,21 +3719,197 @@
       <w:r>
         <w:rPr>
           <w:rFonts w:ascii="돋움체" w:eastAsia="돋움체" w:cs="돋움체"/>
-          <w:color w:val="000000"/>
-          <w:kern w:val="0"/>
-          <w:sz w:val="19"/>
-          <w:szCs w:val="19"/>
-        </w:rPr>
-        <w:tab/>
-      </w:r>
-      <w:r>
-        <w:rPr>
-          <w:rFonts w:ascii="돋움체" w:eastAsia="돋움체" w:cs="돋움체"/>
           <w:color w:val="0000FF"/>
           <w:kern w:val="0"/>
           <w:sz w:val="19"/>
           <w:szCs w:val="19"/>
         </w:rPr>
+        <w:t>char</w:t>
+      </w:r>
+      <w:r>
+        <w:rPr>
+          <w:rFonts w:ascii="돋움체" w:eastAsia="돋움체" w:cs="돋움체"/>
+          <w:color w:val="000000"/>
+          <w:kern w:val="0"/>
+          <w:sz w:val="19"/>
+          <w:szCs w:val="19"/>
+        </w:rPr>
+        <w:t xml:space="preserve">* </w:t>
+      </w:r>
+      <w:r>
+        <w:rPr>
+          <w:rFonts w:ascii="돋움체" w:eastAsia="돋움체" w:cs="돋움체"/>
+          <w:color w:val="808080"/>
+          <w:kern w:val="0"/>
+          <w:sz w:val="19"/>
+          <w:szCs w:val="19"/>
+        </w:rPr>
+        <w:t>Error</w:t>
+      </w:r>
+      <w:r>
+        <w:rPr>
+          <w:rFonts w:ascii="돋움체" w:eastAsia="돋움체" w:cs="돋움체"/>
+          <w:color w:val="000000"/>
+          <w:kern w:val="0"/>
+          <w:sz w:val="19"/>
+          <w:szCs w:val="19"/>
+        </w:rPr>
+        <w:tab/>
+      </w:r>
+      <w:r>
+        <w:rPr>
+          <w:rFonts w:ascii="돋움체" w:eastAsia="돋움체" w:cs="돋움체"/>
+          <w:color w:val="000000"/>
+          <w:kern w:val="0"/>
+          <w:sz w:val="19"/>
+          <w:szCs w:val="19"/>
+        </w:rPr>
+        <w:tab/>
+      </w:r>
+      <w:r>
+        <w:rPr>
+          <w:rFonts w:ascii="돋움체" w:eastAsia="돋움체" w:cs="돋움체"/>
+          <w:color w:val="000000"/>
+          <w:kern w:val="0"/>
+          <w:sz w:val="19"/>
+          <w:szCs w:val="19"/>
+        </w:rPr>
+        <w:tab/>
+      </w:r>
+      <w:r>
+        <w:rPr>
+          <w:rFonts w:ascii="돋움체" w:eastAsia="돋움체" w:cs="돋움체"/>
+          <w:color w:val="000000"/>
+          <w:kern w:val="0"/>
+          <w:sz w:val="19"/>
+          <w:szCs w:val="19"/>
+        </w:rPr>
+        <w:tab/>
+      </w:r>
+      <w:r>
+        <w:rPr>
+          <w:rFonts w:ascii="돋움체" w:eastAsia="돋움체" w:cs="돋움체"/>
+          <w:color w:val="008000"/>
+          <w:kern w:val="0"/>
+          <w:sz w:val="19"/>
+          <w:szCs w:val="19"/>
+        </w:rPr>
+        <w:t xml:space="preserve">// Out: </w:t>
+      </w:r>
+      <w:r>
+        <w:rPr>
+          <w:rFonts w:ascii="돋움체" w:eastAsia="돋움체" w:cs="돋움체" w:hint="eastAsia"/>
+          <w:color w:val="008000"/>
+          <w:kern w:val="0"/>
+          <w:sz w:val="19"/>
+          <w:szCs w:val="19"/>
+        </w:rPr>
+        <w:t>에러메시지</w:t>
+      </w:r>
+    </w:p>
+    <w:p>
+      <w:pPr>
+        <w:rPr>
+          <w:rFonts w:ascii="돋움체" w:eastAsia="돋움체" w:cs="돋움체"/>
+          <w:color w:val="000000"/>
+          <w:kern w:val="0"/>
+          <w:sz w:val="19"/>
+          <w:szCs w:val="19"/>
+        </w:rPr>
+      </w:pPr>
+      <w:r>
+        <w:rPr>
+          <w:rFonts w:ascii="돋움체" w:eastAsia="돋움체" w:cs="돋움체"/>
+          <w:color w:val="000000"/>
+          <w:kern w:val="0"/>
+          <w:sz w:val="19"/>
+          <w:szCs w:val="19"/>
+        </w:rPr>
+        <w:t>)</w:t>
+      </w:r>
+    </w:p>
+    <w:p>
+      <w:pPr>
+        <w:rPr>
+          <w:rFonts w:ascii="돋움체" w:eastAsia="돋움체" w:cs="돋움체"/>
+          <w:color w:val="000000"/>
+          <w:kern w:val="0"/>
+          <w:sz w:val="19"/>
+          <w:szCs w:val="19"/>
+        </w:rPr>
+      </w:pPr>
+    </w:p>
+    <w:p>
+      <w:pPr>
+        <w:rPr>
+          <w:rFonts w:ascii="돋움체" w:eastAsia="돋움체" w:cs="돋움체"/>
+          <w:color w:val="000000"/>
+          <w:kern w:val="0"/>
+          <w:sz w:val="19"/>
+          <w:szCs w:val="19"/>
+        </w:rPr>
+      </w:pPr>
+      <w:proofErr w:type="spellStart"/>
+      <w:r>
+        <w:rPr>
+          <w:rFonts w:ascii="돋움체" w:eastAsia="돋움체" w:cs="돋움체" w:hint="eastAsia"/>
+          <w:color w:val="000000"/>
+          <w:kern w:val="0"/>
+          <w:sz w:val="19"/>
+          <w:szCs w:val="19"/>
+        </w:rPr>
+        <w:t>기타함수</w:t>
+      </w:r>
+      <w:proofErr w:type="spellEnd"/>
+      <w:r>
+        <w:rPr>
+          <w:rFonts w:ascii="돋움체" w:eastAsia="돋움체" w:cs="돋움체" w:hint="eastAsia"/>
+          <w:color w:val="000000"/>
+          <w:kern w:val="0"/>
+          <w:sz w:val="19"/>
+          <w:szCs w:val="19"/>
+        </w:rPr>
+        <w:t>:</w:t>
+      </w:r>
+      <w:r>
+        <w:rPr>
+          <w:rFonts w:ascii="돋움체" w:eastAsia="돋움체" w:cs="돋움체"/>
+          <w:color w:val="000000"/>
+          <w:kern w:val="0"/>
+          <w:sz w:val="19"/>
+          <w:szCs w:val="19"/>
+        </w:rPr>
+        <w:t xml:space="preserve"> </w:t>
+      </w:r>
+    </w:p>
+    <w:p>
+      <w:pPr>
+        <w:rPr>
+          <w:rFonts w:ascii="돋움체" w:eastAsia="돋움체" w:cs="돋움체"/>
+          <w:color w:val="000000"/>
+          <w:kern w:val="0"/>
+          <w:sz w:val="19"/>
+          <w:szCs w:val="19"/>
+        </w:rPr>
+      </w:pPr>
+      <w:r>
+        <w:rPr>
+          <w:rFonts w:ascii="돋움체" w:eastAsia="돋움체" w:cs="돋움체"/>
+          <w:color w:val="000000"/>
+          <w:kern w:val="0"/>
+          <w:sz w:val="19"/>
+          <w:szCs w:val="19"/>
+        </w:rPr>
+        <w:tab/>
+      </w:r>
+      <w:r>
+        <w:rPr>
+          <w:rFonts w:ascii="돋움체" w:eastAsia="돋움체" w:cs="돋움체"/>
+          <w:color w:val="0000FF"/>
+          <w:kern w:val="0"/>
+          <w:sz w:val="19"/>
+          <w:szCs w:val="19"/>
+        </w:rPr>
         <w:t>double</w:t>
       </w:r>
       <w:r>
@@ -3201,6 +3931,111 @@
           <w:sz w:val="19"/>
           <w:szCs w:val="19"/>
         </w:rPr>
+        <w:t>CalcZeroRateFromSwapRate</w:t>
+      </w:r>
+      <w:proofErr w:type="spellEnd"/>
+      <w:r>
+        <w:rPr>
+          <w:rFonts w:ascii="돋움체" w:eastAsia="돋움체" w:cs="돋움체"/>
+          <w:color w:val="000000"/>
+          <w:kern w:val="0"/>
+          <w:sz w:val="19"/>
+          <w:szCs w:val="19"/>
+        </w:rPr>
+        <w:t xml:space="preserve">: </w:t>
+      </w:r>
+      <w:r>
+        <w:rPr>
+          <w:rFonts w:ascii="돋움체" w:eastAsia="돋움체" w:cs="돋움체" w:hint="eastAsia"/>
+          <w:color w:val="000000"/>
+          <w:kern w:val="0"/>
+          <w:sz w:val="19"/>
+          <w:szCs w:val="19"/>
+        </w:rPr>
+        <w:t xml:space="preserve">Swap Rate로부터 </w:t>
+      </w:r>
+      <w:r>
+        <w:rPr>
+          <w:rFonts w:ascii="돋움체" w:eastAsia="돋움체" w:cs="돋움체" w:hint="eastAsia"/>
+          <w:color w:val="000000"/>
+          <w:kern w:val="0"/>
+          <w:sz w:val="19"/>
+          <w:szCs w:val="19"/>
+        </w:rPr>
+        <w:t xml:space="preserve">특정 만기의 </w:t>
+      </w:r>
+      <w:proofErr w:type="spellStart"/>
+      <w:r>
+        <w:rPr>
+          <w:rFonts w:ascii="돋움체" w:eastAsia="돋움체" w:cs="돋움체"/>
+          <w:color w:val="000000"/>
+          <w:kern w:val="0"/>
+          <w:sz w:val="19"/>
+          <w:szCs w:val="19"/>
+        </w:rPr>
+        <w:t>ZeroRate</w:t>
+      </w:r>
+      <w:proofErr w:type="spellEnd"/>
+      <w:r>
+        <w:rPr>
+          <w:rFonts w:ascii="돋움체" w:eastAsia="돋움체" w:cs="돋움체" w:hint="eastAsia"/>
+          <w:color w:val="000000"/>
+          <w:kern w:val="0"/>
+          <w:sz w:val="19"/>
+          <w:szCs w:val="19"/>
+        </w:rPr>
+        <w:t>계산</w:t>
+      </w:r>
+    </w:p>
+    <w:p>
+      <w:pPr>
+        <w:rPr>
+          <w:rFonts w:ascii="돋움체" w:eastAsia="돋움체" w:cs="돋움체"/>
+          <w:color w:val="000000"/>
+          <w:kern w:val="0"/>
+          <w:sz w:val="19"/>
+          <w:szCs w:val="19"/>
+        </w:rPr>
+      </w:pPr>
+      <w:r>
+        <w:rPr>
+          <w:rFonts w:ascii="돋움체" w:eastAsia="돋움체" w:cs="돋움체"/>
+          <w:color w:val="000000"/>
+          <w:kern w:val="0"/>
+          <w:sz w:val="19"/>
+          <w:szCs w:val="19"/>
+        </w:rPr>
+        <w:tab/>
+      </w:r>
+      <w:r>
+        <w:rPr>
+          <w:rFonts w:ascii="돋움체" w:eastAsia="돋움체" w:cs="돋움체"/>
+          <w:color w:val="0000FF"/>
+          <w:kern w:val="0"/>
+          <w:sz w:val="19"/>
+          <w:szCs w:val="19"/>
+        </w:rPr>
+        <w:t>double</w:t>
+      </w:r>
+      <w:r>
+        <w:rPr>
+          <w:rFonts w:ascii="돋움체" w:eastAsia="돋움체" w:cs="돋움체"/>
+          <w:color w:val="000000"/>
+          <w:kern w:val="0"/>
+          <w:sz w:val="19"/>
+          <w:szCs w:val="19"/>
+        </w:rPr>
+        <w:t xml:space="preserve"> </w:t>
+      </w:r>
+      <w:proofErr w:type="spellStart"/>
+      <w:r>
+        <w:rPr>
+          <w:rFonts w:ascii="돋움체" w:eastAsia="돋움체" w:cs="돋움체"/>
+          <w:color w:val="000000"/>
+          <w:kern w:val="0"/>
+          <w:sz w:val="19"/>
+          <w:szCs w:val="19"/>
+        </w:rPr>
         <w:t>CalcZeroRateFromCouponBond</w:t>
       </w:r>
       <w:proofErr w:type="spellEnd"/>
@@ -3222,17 +4057,7 @@
           <w:sz w:val="19"/>
           <w:szCs w:val="19"/>
         </w:rPr>
-        <w:t>쿠폰채</w:t>
-      </w:r>
-      <w:r>
-        <w:rPr>
-          <w:rFonts w:ascii="돋움체" w:eastAsia="돋움체" w:cs="돋움체" w:hint="eastAsia"/>
-          <w:color w:val="000000"/>
-          <w:kern w:val="0"/>
-          <w:sz w:val="19"/>
-          <w:szCs w:val="19"/>
-        </w:rPr>
-        <w:t xml:space="preserve">로부터 특정 만기의 </w:t>
+        <w:t xml:space="preserve">쿠폰채로부터 특정 만기의 </w:t>
       </w:r>
       <w:proofErr w:type="spellStart"/>
       <w:r>
@@ -3271,17 +4096,69 @@
       <w:r>
         <w:tab/>
       </w:r>
+      <w:r>
+        <w:rPr>
+          <w:rFonts w:ascii="돋움체" w:eastAsia="돋움체" w:cs="돋움체"/>
+          <w:color w:val="6F008A"/>
+          <w:kern w:val="0"/>
+          <w:sz w:val="19"/>
+          <w:szCs w:val="19"/>
+        </w:rPr>
+        <w:t>DLLEXPORT</w:t>
+      </w:r>
+      <w:r>
+        <w:rPr>
+          <w:rFonts w:ascii="돋움체" w:eastAsia="돋움체" w:cs="돋움체"/>
+          <w:color w:val="000000"/>
+          <w:kern w:val="0"/>
+          <w:sz w:val="19"/>
+          <w:szCs w:val="19"/>
+        </w:rPr>
+        <w:t>(</w:t>
+      </w:r>
+      <w:r>
+        <w:rPr>
+          <w:rFonts w:ascii="돋움체" w:eastAsia="돋움체" w:cs="돋움체"/>
+          <w:color w:val="0000FF"/>
+          <w:kern w:val="0"/>
+          <w:sz w:val="19"/>
+          <w:szCs w:val="19"/>
+        </w:rPr>
+        <w:t>double</w:t>
+      </w:r>
+      <w:r>
+        <w:rPr>
+          <w:rFonts w:ascii="돋움체" w:eastAsia="돋움체" w:cs="돋움체"/>
+          <w:color w:val="000000"/>
+          <w:kern w:val="0"/>
+          <w:sz w:val="19"/>
+          <w:szCs w:val="19"/>
+        </w:rPr>
+        <w:t xml:space="preserve">) </w:t>
+      </w:r>
+      <w:proofErr w:type="spellStart"/>
+      <w:r>
+        <w:rPr>
+          <w:rFonts w:ascii="돋움체" w:eastAsia="돋움체" w:cs="돋움체"/>
+          <w:color w:val="000000"/>
+          <w:kern w:val="0"/>
+          <w:sz w:val="19"/>
+          <w:szCs w:val="19"/>
+        </w:rPr>
+        <w:t>Calc_</w:t>
+      </w:r>
       <w:proofErr w:type="gramStart"/>
       <w:r>
         <w:rPr>
           <w:rFonts w:ascii="돋움체" w:eastAsia="돋움체" w:cs="돋움체"/>
-          <w:color w:val="6F008A"/>
-          <w:kern w:val="0"/>
-          <w:sz w:val="19"/>
-          <w:szCs w:val="19"/>
-        </w:rPr>
-        <w:t>DLLEXPORT</w:t>
-      </w:r>
+          <w:color w:val="000000"/>
+          <w:kern w:val="0"/>
+          <w:sz w:val="19"/>
+          <w:szCs w:val="19"/>
+        </w:rPr>
+        <w:t>IRS</w:t>
+      </w:r>
+      <w:proofErr w:type="spellEnd"/>
       <w:r>
         <w:rPr>
           <w:rFonts w:ascii="돋움체" w:eastAsia="돋움체" w:cs="돋움체"/>
@@ -3293,48 +4170,6 @@
         <w:t>(</w:t>
       </w:r>
       <w:proofErr w:type="gramEnd"/>
-      <w:r>
-        <w:rPr>
-          <w:rFonts w:ascii="돋움체" w:eastAsia="돋움체" w:cs="돋움체"/>
-          <w:color w:val="0000FF"/>
-          <w:kern w:val="0"/>
-          <w:sz w:val="19"/>
-          <w:szCs w:val="19"/>
-        </w:rPr>
-        <w:t>double</w:t>
-      </w:r>
-      <w:r>
-        <w:rPr>
-          <w:rFonts w:ascii="돋움체" w:eastAsia="돋움체" w:cs="돋움체"/>
-          <w:color w:val="000000"/>
-          <w:kern w:val="0"/>
-          <w:sz w:val="19"/>
-          <w:szCs w:val="19"/>
-        </w:rPr>
-        <w:t xml:space="preserve">) </w:t>
-      </w:r>
-      <w:proofErr w:type="spellStart"/>
-      <w:r>
-        <w:rPr>
-          <w:rFonts w:ascii="돋움체" w:eastAsia="돋움체" w:cs="돋움체"/>
-          <w:color w:val="000000"/>
-          <w:kern w:val="0"/>
-          <w:sz w:val="19"/>
-          <w:szCs w:val="19"/>
-        </w:rPr>
-        <w:t>Calc_IRS</w:t>
-      </w:r>
-      <w:proofErr w:type="spellEnd"/>
-      <w:r>
-        <w:rPr>
-          <w:rFonts w:ascii="돋움체" w:eastAsia="돋움체" w:cs="돋움체"/>
-          <w:color w:val="000000"/>
-          <w:kern w:val="0"/>
-          <w:sz w:val="19"/>
-          <w:szCs w:val="19"/>
-        </w:rPr>
-        <w:t>(</w:t>
-      </w:r>
     </w:p>
     <w:p>
       <w:pPr>
@@ -3348,7 +4183,6 @@
           <w:szCs w:val="19"/>
         </w:rPr>
       </w:pPr>
-      <w:proofErr w:type="gramStart"/>
       <w:r>
         <w:rPr>
           <w:rFonts w:ascii="돋움체" w:eastAsia="돋움체" w:cs="돋움체"/>
@@ -3359,7 +4193,6 @@
         </w:rPr>
         <w:t>long</w:t>
       </w:r>
-      <w:proofErr w:type="gramEnd"/>
       <w:r>
         <w:rPr>
           <w:rFonts w:ascii="돋움체" w:eastAsia="돋움체" w:cs="돋움체"/>
@@ -3665,7 +4498,6 @@
           <w:szCs w:val="19"/>
         </w:rPr>
       </w:pPr>
-      <w:proofErr w:type="gramStart"/>
       <w:r>
         <w:rPr>
           <w:rFonts w:ascii="돋움체" w:eastAsia="돋움체" w:cs="돋움체"/>
@@ -3676,7 +4508,6 @@
         </w:rPr>
         <w:t>long</w:t>
       </w:r>
-      <w:proofErr w:type="gramEnd"/>
       <w:r>
         <w:rPr>
           <w:rFonts w:ascii="돋움체" w:eastAsia="돋움체" w:cs="돋움체"/>
@@ -3889,7 +4720,6 @@
           <w:szCs w:val="19"/>
         </w:rPr>
       </w:pPr>
-      <w:proofErr w:type="gramStart"/>
       <w:r>
         <w:rPr>
           <w:rFonts w:ascii="돋움체" w:eastAsia="돋움체" w:cs="돋움체"/>
@@ -3898,9 +4728,9 @@
           <w:sz w:val="19"/>
           <w:szCs w:val="19"/>
         </w:rPr>
+        <w:lastRenderedPageBreak/>
         <w:t>double</w:t>
       </w:r>
-      <w:proofErr w:type="gramEnd"/>
       <w:r>
         <w:rPr>
           <w:rFonts w:ascii="돋움체" w:eastAsia="돋움체" w:cs="돋움체"/>
@@ -3998,7 +4828,6 @@
           <w:szCs w:val="19"/>
         </w:rPr>
       </w:pPr>
-      <w:proofErr w:type="gramStart"/>
       <w:r>
         <w:rPr>
           <w:rFonts w:ascii="돋움체" w:eastAsia="돋움체" w:cs="돋움체"/>
@@ -4009,7 +4838,6 @@
         </w:rPr>
         <w:t>double</w:t>
       </w:r>
-      <w:proofErr w:type="gramEnd"/>
       <w:r>
         <w:rPr>
           <w:rFonts w:ascii="돋움체" w:eastAsia="돋움체" w:cs="돋움체"/>
@@ -4202,7 +5030,6 @@
           <w:b/>
           <w:sz w:val="24"/>
         </w:rPr>
-        <w:lastRenderedPageBreak/>
         <w:t>ZeroCurveMaker</w:t>
       </w:r>
       <w:proofErr w:type="spellEnd"/>
@@ -4387,16 +5214,7 @@
                         <w:rPr>
                           <w:rFonts w:ascii="Cambria Math" w:hAnsi="Cambria Math"/>
                         </w:rPr>
-                        <m:t>Δ</m:t>
-                      </m:r>
-                      <m:r>
-                        <m:rPr>
-                          <m:sty m:val="p"/>
-                        </m:rPr>
-                        <w:rPr>
-                          <w:rFonts w:ascii="Cambria Math" w:hAnsi="Cambria Math"/>
-                        </w:rPr>
-                        <m:t>T</m:t>
+                        <m:t>ΔT</m:t>
                       </m:r>
                       <m:ctrlPr>
                         <w:rPr>
@@ -4649,13 +5467,7 @@
                     <w:rPr>
                       <w:rFonts w:ascii="Cambria Math" w:hAnsi="Cambria Math"/>
                     </w:rPr>
-                    <m:t>N</m:t>
-                  </m:r>
-                  <m:r>
-                    <w:rPr>
-                      <w:rFonts w:ascii="Cambria Math" w:hAnsi="Cambria Math"/>
-                    </w:rPr>
-                    <m:t>-1</m:t>
+                    <m:t>N-1</m:t>
                   </m:r>
                 </m:sup>
                 <m:e>
@@ -4676,16 +5488,7 @@
                         <w:rPr>
                           <w:rFonts w:ascii="Cambria Math" w:hAnsi="Cambria Math"/>
                         </w:rPr>
-                        <m:t>Δ</m:t>
-                      </m:r>
-                      <m:r>
-                        <m:rPr>
-                          <m:sty m:val="p"/>
-                        </m:rPr>
-                        <w:rPr>
-                          <w:rFonts w:ascii="Cambria Math" w:hAnsi="Cambria Math"/>
-                        </w:rPr>
-                        <m:t>T</m:t>
+                        <m:t>ΔT</m:t>
                       </m:r>
                       <m:ctrlPr>
                         <w:rPr>
@@ -4869,16 +5672,7 @@
             <w:rPr>
               <w:rFonts w:ascii="Cambria Math" w:hAnsi="Cambria Math"/>
             </w:rPr>
-            <m:t>=</m:t>
-          </m:r>
-          <m:r>
-            <m:rPr>
-              <m:sty m:val="p"/>
-            </m:rPr>
-            <w:rPr>
-              <w:rFonts w:ascii="Cambria Math" w:hAnsi="Cambria Math"/>
-            </w:rPr>
-            <m:t>1-DF</m:t>
+            <m:t>=1-DF</m:t>
           </m:r>
           <m:d>
             <m:dPr>
@@ -5082,16 +5876,7 @@
                         <w:rPr>
                           <w:rFonts w:ascii="Cambria Math" w:hAnsi="Cambria Math"/>
                         </w:rPr>
-                        <m:t>Δ</m:t>
-                      </m:r>
-                      <m:r>
-                        <m:rPr>
-                          <m:sty m:val="p"/>
-                        </m:rPr>
-                        <w:rPr>
-                          <w:rFonts w:ascii="Cambria Math" w:hAnsi="Cambria Math"/>
-                        </w:rPr>
-                        <m:t>T</m:t>
+                        <m:t>ΔT</m:t>
                       </m:r>
                       <m:ctrlPr>
                         <w:rPr>
@@ -5622,16 +6407,7 @@
                 <w:rPr>
                   <w:rFonts w:ascii="Cambria Math" w:hAnsi="Cambria Math"/>
                 </w:rPr>
-                <m:t>N</m:t>
-              </m:r>
-              <m:r>
-                <m:rPr>
-                  <m:sty m:val="p"/>
-                </m:rPr>
-                <w:rPr>
-                  <w:rFonts w:ascii="Cambria Math" w:hAnsi="Cambria Math"/>
-                </w:rPr>
-                <m:t>-1</m:t>
+                <m:t>N-1</m:t>
               </m:r>
             </m:sup>
             <m:e>
@@ -5826,9 +6602,6 @@
         <w:pStyle w:val="a4"/>
         <w:spacing w:line="360" w:lineRule="auto"/>
         <w:ind w:leftChars="0" w:left="760"/>
-        <w:rPr>
-          <w:rFonts w:hint="eastAsia"/>
-        </w:rPr>
       </w:pPr>
       <m:oMathPara>
         <m:oMathParaPr>
@@ -5910,16 +6683,7 @@
                 <w:rPr>
                   <w:rFonts w:ascii="Cambria Math" w:hAnsi="Cambria Math"/>
                 </w:rPr>
-                <m:t>Bond</m:t>
-              </m:r>
-              <m:r>
-                <m:rPr>
-                  <m:sty m:val="p"/>
-                </m:rPr>
-                <w:rPr>
-                  <w:rFonts w:ascii="Cambria Math" w:hAnsi="Cambria Math"/>
-                </w:rPr>
-                <m:t xml:space="preserve">- </m:t>
+                <m:t xml:space="preserve">Bond- </m:t>
               </m:r>
               <m:nary>
                 <m:naryPr>
@@ -6105,12 +6869,7 @@
       <w:pPr>
         <w:pStyle w:val="a4"/>
         <w:ind w:leftChars="0" w:left="760"/>
-        <w:rPr>
-          <w:rFonts w:hint="eastAsia"/>
-        </w:rPr>
       </w:pPr>
-      <w:bookmarkStart w:id="0" w:name="_GoBack"/>
-      <w:bookmarkEnd w:id="0"/>
     </w:p>
     <w:sectPr>
       <w:pgSz w:w="11906" w:h="16838"/>
@@ -6123,7 +6882,7 @@
 </file>
 
 <file path=word/numbering.xml><?xml version="1.0" encoding="utf-8"?>
-<w:numbering xmlns:wpc="http://schemas.microsoft.com/office/word/2010/wordprocessingCanvas" xmlns:cx="http://schemas.microsoft.com/office/drawing/2014/chartex" xmlns:cx1="http://schemas.microsoft.com/office/drawing/2015/9/8/chartex" xmlns:mc="http://schemas.openxmlformats.org/markup-compatibility/2006" xmlns:o="urn:schemas-microsoft-com:office:office" xmlns:r="http://schemas.openxmlformats.org/officeDocument/2006/relationships" xmlns:m="http://schemas.openxmlformats.org/officeDocument/2006/math" xmlns:v="urn:schemas-microsoft-com:vml" xmlns:wp14="http://schemas.microsoft.com/office/word/2010/wordprocessingDrawing" xmlns:wp="http://schemas.openxmlformats.org/drawingml/2006/wordprocessingDrawing" xmlns:w10="urn:schemas-microsoft-com:office:word" xmlns:w="http://schemas.openxmlformats.org/wordprocessingml/2006/main" xmlns:w14="http://schemas.microsoft.com/office/word/2010/wordml" xmlns:w15="http://schemas.microsoft.com/office/word/2012/wordml" xmlns:w16se="http://schemas.microsoft.com/office/word/2015/wordml/symex" xmlns:wpg="http://schemas.microsoft.com/office/word/2010/wordprocessingGroup" xmlns:wpi="http://schemas.microsoft.com/office/word/2010/wordprocessingInk" xmlns:wne="http://schemas.microsoft.com/office/word/2006/wordml" xmlns:wps="http://schemas.microsoft.com/office/word/2010/wordprocessingShape" mc:Ignorable="w14 w15 w16se wp14">
+<w:numbering xmlns:wpc="http://schemas.microsoft.com/office/word/2010/wordprocessingCanvas" xmlns:cx="http://schemas.microsoft.com/office/drawing/2014/chartex" xmlns:mc="http://schemas.openxmlformats.org/markup-compatibility/2006" xmlns:o="urn:schemas-microsoft-com:office:office" xmlns:r="http://schemas.openxmlformats.org/officeDocument/2006/relationships" xmlns:m="http://schemas.openxmlformats.org/officeDocument/2006/math" xmlns:v="urn:schemas-microsoft-com:vml" xmlns:wp14="http://schemas.microsoft.com/office/word/2010/wordprocessingDrawing" xmlns:wp="http://schemas.openxmlformats.org/drawingml/2006/wordprocessingDrawing" xmlns:w10="urn:schemas-microsoft-com:office:word" xmlns:w="http://schemas.openxmlformats.org/wordprocessingml/2006/main" xmlns:w14="http://schemas.microsoft.com/office/word/2010/wordml" xmlns:w15="http://schemas.microsoft.com/office/word/2012/wordml" xmlns:w16se="http://schemas.microsoft.com/office/word/2015/wordml/symex" xmlns:wpg="http://schemas.microsoft.com/office/word/2010/wordprocessingGroup" xmlns:wpi="http://schemas.microsoft.com/office/word/2010/wordprocessingInk" xmlns:wne="http://schemas.microsoft.com/office/word/2006/wordml" xmlns:wps="http://schemas.microsoft.com/office/word/2010/wordprocessingShape" mc:Ignorable="w14 w15 w16se wp14">
   <w:abstractNum w:abstractNumId="0" w15:restartNumberingAfterBreak="0">
     <w:nsid w:val="7B983C46"/>
     <w:multiLevelType w:val="hybridMultilevel"/>

--- a/ZeroCurveMaker/ZeroCurveMaker 함수정의서.docx
+++ b/ZeroCurveMaker/ZeroCurveMaker 함수정의서.docx
@@ -10,34 +10,14 @@
           <w:sz w:val="24"/>
         </w:rPr>
       </w:pPr>
-      <w:proofErr w:type="spellStart"/>
       <w:r>
         <w:rPr>
           <w:rFonts w:hint="eastAsia"/>
           <w:b/>
           <w:sz w:val="24"/>
         </w:rPr>
-        <w:t>ZeroCurveMaker</w:t>
-      </w:r>
-      <w:proofErr w:type="spellEnd"/>
-      <w:r>
-        <w:rPr>
-          <w:rFonts w:hint="eastAsia"/>
-          <w:b/>
-          <w:sz w:val="24"/>
-        </w:rPr>
-        <w:t xml:space="preserve"> </w:t>
-      </w:r>
-      <w:proofErr w:type="spellStart"/>
-      <w:r>
-        <w:rPr>
-          <w:rFonts w:hint="eastAsia"/>
-          <w:b/>
-          <w:sz w:val="24"/>
-        </w:rPr>
-        <w:t>함수정의서</w:t>
-      </w:r>
-      <w:proofErr w:type="spellEnd"/>
+        <w:t>ZeroCurveMaker 함수정의서</w:t>
+      </w:r>
     </w:p>
     <w:p/>
     <w:p>
@@ -47,7 +27,6 @@
           <w:sz w:val="22"/>
         </w:rPr>
       </w:pPr>
-      <w:proofErr w:type="spellStart"/>
       <w:r>
         <w:rPr>
           <w:rFonts w:ascii="돋움체" w:eastAsia="돋움체" w:cs="돋움체"/>
@@ -56,20 +35,8 @@
           <w:kern w:val="0"/>
           <w:szCs w:val="19"/>
         </w:rPr>
-        <w:t>ZeroMakerExcel</w:t>
-      </w:r>
-      <w:proofErr w:type="spellEnd"/>
-      <w:r>
-        <w:rPr>
-          <w:rFonts w:ascii="돋움체" w:eastAsia="돋움체" w:cs="돋움체"/>
-          <w:b/>
-          <w:color w:val="000000"/>
-          <w:kern w:val="0"/>
-          <w:szCs w:val="19"/>
-        </w:rPr>
-        <w:t xml:space="preserve">: </w:t>
-      </w:r>
-      <w:proofErr w:type="spellStart"/>
+        <w:t xml:space="preserve">ZeroMakerExcel: </w:t>
+      </w:r>
       <w:r>
         <w:rPr>
           <w:rFonts w:ascii="돋움체" w:eastAsia="돋움체" w:cs="돋움체" w:hint="eastAsia"/>
@@ -78,40 +45,7 @@
           <w:kern w:val="0"/>
           <w:szCs w:val="19"/>
         </w:rPr>
-        <w:t>스왑시장이나</w:t>
-      </w:r>
-      <w:proofErr w:type="spellEnd"/>
-      <w:r>
-        <w:rPr>
-          <w:rFonts w:ascii="돋움체" w:eastAsia="돋움체" w:cs="돋움체" w:hint="eastAsia"/>
-          <w:b/>
-          <w:color w:val="000000"/>
-          <w:kern w:val="0"/>
-          <w:szCs w:val="19"/>
-        </w:rPr>
-        <w:t xml:space="preserve"> 채권시장 데이터를 통해 </w:t>
-      </w:r>
-      <w:proofErr w:type="spellStart"/>
-      <w:r>
-        <w:rPr>
-          <w:rFonts w:ascii="돋움체" w:eastAsia="돋움체" w:cs="돋움체" w:hint="eastAsia"/>
-          <w:b/>
-          <w:color w:val="000000"/>
-          <w:kern w:val="0"/>
-          <w:szCs w:val="19"/>
-        </w:rPr>
-        <w:t>ZeroCurve</w:t>
-      </w:r>
-      <w:proofErr w:type="spellEnd"/>
-      <w:r>
-        <w:rPr>
-          <w:rFonts w:ascii="돋움체" w:eastAsia="돋움체" w:cs="돋움체" w:hint="eastAsia"/>
-          <w:b/>
-          <w:color w:val="000000"/>
-          <w:kern w:val="0"/>
-          <w:szCs w:val="19"/>
-        </w:rPr>
-        <w:t>를 만드는 함수</w:t>
+        <w:t>스왑시장이나 채권시장 데이터를 통해 ZeroCurve를 만드는 함수</w:t>
       </w:r>
     </w:p>
     <w:p>
@@ -166,32 +100,8 @@
           <w:sz w:val="19"/>
           <w:szCs w:val="19"/>
         </w:rPr>
-        <w:t xml:space="preserve">) </w:t>
-      </w:r>
-      <w:proofErr w:type="spellStart"/>
-      <w:proofErr w:type="gramStart"/>
-      <w:r>
-        <w:rPr>
-          <w:rFonts w:ascii="돋움체" w:eastAsia="돋움체" w:cs="돋움체"/>
-          <w:color w:val="000000"/>
-          <w:kern w:val="0"/>
-          <w:sz w:val="19"/>
-          <w:szCs w:val="19"/>
-        </w:rPr>
-        <w:t>ZeroMakerExcel</w:t>
-      </w:r>
-      <w:proofErr w:type="spellEnd"/>
-      <w:r>
-        <w:rPr>
-          <w:rFonts w:ascii="돋움체" w:eastAsia="돋움체" w:cs="돋움체"/>
-          <w:color w:val="000000"/>
-          <w:kern w:val="0"/>
-          <w:sz w:val="19"/>
-          <w:szCs w:val="19"/>
-        </w:rPr>
-        <w:t>(</w:t>
-      </w:r>
-      <w:proofErr w:type="gramEnd"/>
+        <w:t>) ZeroMakerExcel(</w:t>
+      </w:r>
     </w:p>
     <w:p>
       <w:pPr>
@@ -228,7 +138,6 @@
         </w:rPr>
         <w:t xml:space="preserve"> </w:t>
       </w:r>
-      <w:proofErr w:type="spellStart"/>
       <w:r>
         <w:rPr>
           <w:rFonts w:ascii="돋움체" w:eastAsia="돋움체" w:cs="돋움체"/>
@@ -239,7 +148,6 @@
         </w:rPr>
         <w:t>PriceDate_Excel</w:t>
       </w:r>
-      <w:proofErr w:type="spellEnd"/>
       <w:r>
         <w:rPr>
           <w:rFonts w:ascii="돋움체" w:eastAsia="돋움체" w:cs="돋움체"/>
@@ -288,20 +196,8 @@
           <w:sz w:val="19"/>
           <w:szCs w:val="19"/>
         </w:rPr>
-        <w:t xml:space="preserve">// Pricing Date </w:t>
-      </w:r>
-      <w:proofErr w:type="spellStart"/>
-      <w:r>
-        <w:rPr>
-          <w:rFonts w:ascii="돋움체" w:eastAsia="돋움체" w:cs="돋움체"/>
-          <w:color w:val="008000"/>
-          <w:kern w:val="0"/>
-          <w:sz w:val="19"/>
-          <w:szCs w:val="19"/>
-        </w:rPr>
-        <w:t>ExcelType</w:t>
-      </w:r>
-      <w:proofErr w:type="spellEnd"/>
+        <w:t>// Pricing Date ExcelType</w:t>
+      </w:r>
     </w:p>
     <w:p>
       <w:pPr>
@@ -338,7 +234,6 @@
         </w:rPr>
         <w:t xml:space="preserve"> </w:t>
       </w:r>
-      <w:proofErr w:type="spellStart"/>
       <w:r>
         <w:rPr>
           <w:rFonts w:ascii="돋움체" w:eastAsia="돋움체" w:cs="돋움체"/>
@@ -349,7 +244,6 @@
         </w:rPr>
         <w:t>MarketDataFlag</w:t>
       </w:r>
-      <w:proofErr w:type="spellEnd"/>
       <w:r>
         <w:rPr>
           <w:rFonts w:ascii="돋움체" w:eastAsia="돋움체" w:cs="돋움체"/>
@@ -398,29 +292,7 @@
           <w:sz w:val="19"/>
           <w:szCs w:val="19"/>
         </w:rPr>
-        <w:t xml:space="preserve">// 0:MMF, </w:t>
-      </w:r>
-      <w:proofErr w:type="spellStart"/>
-      <w:r>
-        <w:rPr>
-          <w:rFonts w:ascii="돋움체" w:eastAsia="돋움체" w:cs="돋움체"/>
-          <w:color w:val="008000"/>
-          <w:kern w:val="0"/>
-          <w:sz w:val="19"/>
-          <w:szCs w:val="19"/>
-        </w:rPr>
-        <w:t>IRForward</w:t>
-      </w:r>
-      <w:proofErr w:type="spellEnd"/>
-      <w:r>
-        <w:rPr>
-          <w:rFonts w:ascii="돋움체" w:eastAsia="돋움체" w:cs="돋움체"/>
-          <w:color w:val="008000"/>
-          <w:kern w:val="0"/>
-          <w:sz w:val="19"/>
-          <w:szCs w:val="19"/>
-        </w:rPr>
-        <w:t xml:space="preserve">, Swap </w:t>
+        <w:t xml:space="preserve">// 0:MMF, IRForward, Swap </w:t>
       </w:r>
       <w:r>
         <w:rPr>
@@ -440,18 +312,7 @@
           <w:sz w:val="19"/>
           <w:szCs w:val="19"/>
         </w:rPr>
-        <w:t xml:space="preserve"> 1</w:t>
-      </w:r>
-      <w:proofErr w:type="gramStart"/>
-      <w:r>
-        <w:rPr>
-          <w:rFonts w:ascii="돋움체" w:eastAsia="돋움체" w:cs="돋움체"/>
-          <w:color w:val="008000"/>
-          <w:kern w:val="0"/>
-          <w:sz w:val="19"/>
-          <w:szCs w:val="19"/>
-        </w:rPr>
-        <w:t>:</w:t>
+        <w:t xml:space="preserve"> 1:</w:t>
       </w:r>
       <w:r>
         <w:rPr>
@@ -483,7 +344,6 @@
         </w:rPr>
         <w:t>사용</w:t>
       </w:r>
-      <w:proofErr w:type="gramEnd"/>
     </w:p>
     <w:p>
       <w:pPr>
@@ -536,7 +396,6 @@
         </w:rPr>
         <w:t xml:space="preserve"> </w:t>
       </w:r>
-      <w:proofErr w:type="spellStart"/>
       <w:r>
         <w:rPr>
           <w:rFonts w:ascii="돋움체" w:eastAsia="돋움체" w:cs="돋움체"/>
@@ -547,7 +406,6 @@
         </w:rPr>
         <w:t>NShortTerm</w:t>
       </w:r>
-      <w:proofErr w:type="spellEnd"/>
       <w:r>
         <w:rPr>
           <w:rFonts w:ascii="돋움체" w:eastAsia="돋움체" w:cs="돋움체"/>
@@ -664,7 +522,6 @@
         </w:rPr>
         <w:t xml:space="preserve">* </w:t>
       </w:r>
-      <w:proofErr w:type="spellStart"/>
       <w:r>
         <w:rPr>
           <w:rFonts w:ascii="돋움체" w:eastAsia="돋움체" w:cs="돋움체"/>
@@ -675,7 +532,6 @@
         </w:rPr>
         <w:t>ShortTerm_Maturity_Excel</w:t>
       </w:r>
-      <w:proofErr w:type="spellEnd"/>
       <w:r>
         <w:rPr>
           <w:rFonts w:ascii="돋움체" w:eastAsia="돋움체" w:cs="돋움체"/>
@@ -744,29 +600,7 @@
           <w:sz w:val="19"/>
           <w:szCs w:val="19"/>
         </w:rPr>
-        <w:t xml:space="preserve"> </w:t>
-      </w:r>
-      <w:proofErr w:type="spellStart"/>
-      <w:r>
-        <w:rPr>
-          <w:rFonts w:ascii="돋움체" w:eastAsia="돋움체" w:cs="돋움체"/>
-          <w:color w:val="008000"/>
-          <w:kern w:val="0"/>
-          <w:sz w:val="19"/>
-          <w:szCs w:val="19"/>
-        </w:rPr>
-        <w:t>ExcelType</w:t>
-      </w:r>
-      <w:proofErr w:type="spellEnd"/>
-      <w:r>
-        <w:rPr>
-          <w:rFonts w:ascii="돋움체" w:eastAsia="돋움체" w:cs="돋움체"/>
-          <w:color w:val="008000"/>
-          <w:kern w:val="0"/>
-          <w:sz w:val="19"/>
-          <w:szCs w:val="19"/>
-        </w:rPr>
-        <w:t xml:space="preserve"> Array</w:t>
+        <w:t xml:space="preserve"> ExcelType Array</w:t>
       </w:r>
     </w:p>
     <w:p>
@@ -804,7 +638,6 @@
         </w:rPr>
         <w:t xml:space="preserve">* </w:t>
       </w:r>
-      <w:proofErr w:type="spellStart"/>
       <w:r>
         <w:rPr>
           <w:rFonts w:ascii="돋움체" w:eastAsia="돋움체" w:cs="돋움체"/>
@@ -815,7 +648,6 @@
         </w:rPr>
         <w:t>ShortTerm_Rate</w:t>
       </w:r>
-      <w:proofErr w:type="spellEnd"/>
       <w:r>
         <w:rPr>
           <w:rFonts w:ascii="돋움체" w:eastAsia="돋움체" w:cs="돋움체"/>
@@ -912,7 +744,6 @@
         </w:rPr>
         <w:t xml:space="preserve">* </w:t>
       </w:r>
-      <w:proofErr w:type="spellStart"/>
       <w:r>
         <w:rPr>
           <w:rFonts w:ascii="돋움체" w:eastAsia="돋움체" w:cs="돋움체"/>
@@ -923,7 +754,6 @@
         </w:rPr>
         <w:t>ShortTerm_OneYConvention</w:t>
       </w:r>
-      <w:proofErr w:type="spellEnd"/>
       <w:r>
         <w:rPr>
           <w:rFonts w:ascii="돋움체" w:eastAsia="돋움체" w:cs="돋움체"/>
@@ -952,29 +782,7 @@
           <w:sz w:val="19"/>
           <w:szCs w:val="19"/>
         </w:rPr>
-        <w:t xml:space="preserve">// </w:t>
-      </w:r>
-      <w:proofErr w:type="spellStart"/>
-      <w:r>
-        <w:rPr>
-          <w:rFonts w:ascii="돋움체" w:eastAsia="돋움체" w:cs="돋움체"/>
-          <w:color w:val="008000"/>
-          <w:kern w:val="0"/>
-          <w:sz w:val="19"/>
-          <w:szCs w:val="19"/>
-        </w:rPr>
-        <w:t>DayCount</w:t>
-      </w:r>
-      <w:proofErr w:type="spellEnd"/>
-      <w:r>
-        <w:rPr>
-          <w:rFonts w:ascii="돋움체" w:eastAsia="돋움체" w:cs="돋움체"/>
-          <w:color w:val="008000"/>
-          <w:kern w:val="0"/>
-          <w:sz w:val="19"/>
-          <w:szCs w:val="19"/>
-        </w:rPr>
-        <w:t xml:space="preserve"> 1Y (360 or 365)</w:t>
+        <w:t>// DayCount 1Y (360 or 365)</w:t>
       </w:r>
     </w:p>
     <w:p>
@@ -1028,7 +836,6 @@
         </w:rPr>
         <w:t xml:space="preserve"> </w:t>
       </w:r>
-      <w:proofErr w:type="spellStart"/>
       <w:r>
         <w:rPr>
           <w:rFonts w:ascii="돋움체" w:eastAsia="돋움체" w:cs="돋움체"/>
@@ -1039,7 +846,6 @@
         </w:rPr>
         <w:t>NForward</w:t>
       </w:r>
-      <w:proofErr w:type="spellEnd"/>
       <w:r>
         <w:rPr>
           <w:rFonts w:ascii="돋움체" w:eastAsia="돋움체" w:cs="돋움체"/>
@@ -1156,7 +962,6 @@
         </w:rPr>
         <w:t xml:space="preserve">* </w:t>
       </w:r>
-      <w:proofErr w:type="spellStart"/>
       <w:r>
         <w:rPr>
           <w:rFonts w:ascii="돋움체" w:eastAsia="돋움체" w:cs="돋움체"/>
@@ -1167,7 +972,6 @@
         </w:rPr>
         <w:t>ForwardStart_Excel</w:t>
       </w:r>
-      <w:proofErr w:type="spellEnd"/>
       <w:r>
         <w:rPr>
           <w:rFonts w:ascii="돋움체" w:eastAsia="돋움체" w:cs="돋움체"/>
@@ -1228,7 +1032,6 @@
         </w:rPr>
         <w:t xml:space="preserve"> </w:t>
       </w:r>
-      <w:proofErr w:type="spellStart"/>
       <w:r>
         <w:rPr>
           <w:rFonts w:ascii="돋움체" w:eastAsia="돋움체" w:cs="돋움체" w:hint="eastAsia"/>
@@ -1239,38 +1042,15 @@
         </w:rPr>
         <w:t>추정시작일</w:t>
       </w:r>
-      <w:proofErr w:type="spellEnd"/>
-      <w:r>
-        <w:rPr>
-          <w:rFonts w:ascii="돋움체" w:eastAsia="돋움체" w:cs="돋움체"/>
-          <w:color w:val="008000"/>
-          <w:kern w:val="0"/>
-          <w:sz w:val="19"/>
-          <w:szCs w:val="19"/>
-        </w:rPr>
-        <w:t xml:space="preserve"> </w:t>
-      </w:r>
-      <w:proofErr w:type="spellStart"/>
-      <w:r>
-        <w:rPr>
-          <w:rFonts w:ascii="돋움체" w:eastAsia="돋움체" w:cs="돋움체"/>
-          <w:color w:val="008000"/>
-          <w:kern w:val="0"/>
-          <w:sz w:val="19"/>
-          <w:szCs w:val="19"/>
-        </w:rPr>
-        <w:t>ExcelType</w:t>
-      </w:r>
-      <w:proofErr w:type="spellEnd"/>
-      <w:r>
-        <w:rPr>
-          <w:rFonts w:ascii="돋움체" w:eastAsia="돋움체" w:cs="돋움체"/>
-          <w:color w:val="008000"/>
-          <w:kern w:val="0"/>
-          <w:sz w:val="19"/>
-          <w:szCs w:val="19"/>
-        </w:rPr>
-        <w:t xml:space="preserve"> Array</w:t>
+      <w:r>
+        <w:rPr>
+          <w:rFonts w:ascii="돋움체" w:eastAsia="돋움체" w:cs="돋움체"/>
+          <w:color w:val="008000"/>
+          <w:kern w:val="0"/>
+          <w:sz w:val="19"/>
+          <w:szCs w:val="19"/>
+        </w:rPr>
+        <w:t xml:space="preserve"> ExcelType Array</w:t>
       </w:r>
     </w:p>
     <w:p>
@@ -1308,7 +1088,6 @@
         </w:rPr>
         <w:t xml:space="preserve">* </w:t>
       </w:r>
-      <w:proofErr w:type="spellStart"/>
       <w:r>
         <w:rPr>
           <w:rFonts w:ascii="돋움체" w:eastAsia="돋움체" w:cs="돋움체"/>
@@ -1319,7 +1098,6 @@
         </w:rPr>
         <w:t>ForwardEnd_Excel</w:t>
       </w:r>
-      <w:proofErr w:type="spellEnd"/>
       <w:r>
         <w:rPr>
           <w:rFonts w:ascii="돋움체" w:eastAsia="돋움체" w:cs="돋움체"/>
@@ -1380,7 +1158,6 @@
         </w:rPr>
         <w:t xml:space="preserve"> </w:t>
       </w:r>
-      <w:proofErr w:type="spellStart"/>
       <w:r>
         <w:rPr>
           <w:rFonts w:ascii="돋움체" w:eastAsia="돋움체" w:cs="돋움체" w:hint="eastAsia"/>
@@ -1391,38 +1168,15 @@
         </w:rPr>
         <w:t>추정종료일</w:t>
       </w:r>
-      <w:proofErr w:type="spellEnd"/>
-      <w:r>
-        <w:rPr>
-          <w:rFonts w:ascii="돋움체" w:eastAsia="돋움체" w:cs="돋움체"/>
-          <w:color w:val="008000"/>
-          <w:kern w:val="0"/>
-          <w:sz w:val="19"/>
-          <w:szCs w:val="19"/>
-        </w:rPr>
-        <w:t xml:space="preserve"> </w:t>
-      </w:r>
-      <w:proofErr w:type="spellStart"/>
-      <w:r>
-        <w:rPr>
-          <w:rFonts w:ascii="돋움체" w:eastAsia="돋움체" w:cs="돋움체"/>
-          <w:color w:val="008000"/>
-          <w:kern w:val="0"/>
-          <w:sz w:val="19"/>
-          <w:szCs w:val="19"/>
-        </w:rPr>
-        <w:t>ExcelType</w:t>
-      </w:r>
-      <w:proofErr w:type="spellEnd"/>
-      <w:r>
-        <w:rPr>
-          <w:rFonts w:ascii="돋움체" w:eastAsia="돋움체" w:cs="돋움체"/>
-          <w:color w:val="008000"/>
-          <w:kern w:val="0"/>
-          <w:sz w:val="19"/>
-          <w:szCs w:val="19"/>
-        </w:rPr>
-        <w:t xml:space="preserve"> Array</w:t>
+      <w:r>
+        <w:rPr>
+          <w:rFonts w:ascii="돋움체" w:eastAsia="돋움체" w:cs="돋움체"/>
+          <w:color w:val="008000"/>
+          <w:kern w:val="0"/>
+          <w:sz w:val="19"/>
+          <w:szCs w:val="19"/>
+        </w:rPr>
+        <w:t xml:space="preserve"> ExcelType Array</w:t>
       </w:r>
     </w:p>
     <w:p>
@@ -1433,104 +1187,102 @@
         <w:ind w:leftChars="200" w:left="400"/>
         <w:jc w:val="left"/>
         <w:rPr>
+          <w:rFonts w:ascii="돋움체" w:eastAsia="돋움체" w:cs="돋움체"/>
+          <w:color w:val="000000"/>
+          <w:kern w:val="0"/>
+          <w:sz w:val="19"/>
+          <w:szCs w:val="19"/>
+        </w:rPr>
+      </w:pPr>
+      <w:r>
+        <w:rPr>
+          <w:rFonts w:ascii="돋움체" w:eastAsia="돋움체" w:cs="돋움체"/>
+          <w:color w:val="0000FF"/>
+          <w:kern w:val="0"/>
+          <w:sz w:val="19"/>
+          <w:szCs w:val="19"/>
+        </w:rPr>
+        <w:t>long</w:t>
+      </w:r>
+      <w:r>
+        <w:rPr>
+          <w:rFonts w:ascii="돋움체" w:eastAsia="돋움체" w:cs="돋움체"/>
+          <w:color w:val="000000"/>
+          <w:kern w:val="0"/>
+          <w:sz w:val="19"/>
+          <w:szCs w:val="19"/>
+        </w:rPr>
+        <w:t xml:space="preserve">* </w:t>
+      </w:r>
+      <w:r>
+        <w:rPr>
+          <w:rFonts w:ascii="돋움체" w:eastAsia="돋움체" w:cs="돋움체"/>
+          <w:color w:val="808080"/>
+          <w:kern w:val="0"/>
+          <w:sz w:val="19"/>
+          <w:szCs w:val="19"/>
+        </w:rPr>
+        <w:t>ForwardPayDate_Excel</w:t>
+      </w:r>
+      <w:r>
+        <w:rPr>
+          <w:rFonts w:ascii="돋움체" w:eastAsia="돋움체" w:cs="돋움체"/>
+          <w:color w:val="000000"/>
+          <w:kern w:val="0"/>
+          <w:sz w:val="19"/>
+          <w:szCs w:val="19"/>
+        </w:rPr>
+        <w:t>,</w:t>
+      </w:r>
+      <w:r>
+        <w:rPr>
+          <w:rFonts w:ascii="돋움체" w:eastAsia="돋움체" w:cs="돋움체"/>
+          <w:color w:val="000000"/>
+          <w:kern w:val="0"/>
+          <w:sz w:val="19"/>
+          <w:szCs w:val="19"/>
+        </w:rPr>
+        <w:tab/>
+      </w:r>
+      <w:r>
+        <w:rPr>
+          <w:rFonts w:ascii="돋움체" w:eastAsia="돋움체" w:cs="돋움체"/>
+          <w:color w:val="000000"/>
+          <w:kern w:val="0"/>
+          <w:sz w:val="19"/>
+          <w:szCs w:val="19"/>
+        </w:rPr>
+        <w:tab/>
+      </w:r>
+      <w:r>
+        <w:rPr>
+          <w:rFonts w:ascii="돋움체" w:eastAsia="돋움체" w:cs="돋움체"/>
+          <w:color w:val="008000"/>
+          <w:kern w:val="0"/>
+          <w:sz w:val="19"/>
+          <w:szCs w:val="19"/>
+        </w:rPr>
+        <w:t>// Forward</w:t>
+      </w:r>
+      <w:r>
+        <w:rPr>
           <w:rFonts w:ascii="돋움체" w:eastAsia="돋움체" w:cs="돋움체" w:hint="eastAsia"/>
-          <w:color w:val="000000"/>
-          <w:kern w:val="0"/>
-          <w:sz w:val="19"/>
-          <w:szCs w:val="19"/>
-        </w:rPr>
-      </w:pPr>
-      <w:r>
-        <w:rPr>
-          <w:rFonts w:ascii="돋움체" w:eastAsia="돋움체" w:cs="돋움체"/>
-          <w:color w:val="0000FF"/>
-          <w:kern w:val="0"/>
-          <w:sz w:val="19"/>
-          <w:szCs w:val="19"/>
-        </w:rPr>
-        <w:t>long</w:t>
-      </w:r>
-      <w:r>
-        <w:rPr>
-          <w:rFonts w:ascii="돋움체" w:eastAsia="돋움체" w:cs="돋움체"/>
-          <w:color w:val="000000"/>
-          <w:kern w:val="0"/>
-          <w:sz w:val="19"/>
-          <w:szCs w:val="19"/>
-        </w:rPr>
-        <w:t xml:space="preserve">* </w:t>
-      </w:r>
-      <w:proofErr w:type="spellStart"/>
-      <w:r>
-        <w:rPr>
-          <w:rFonts w:ascii="돋움체" w:eastAsia="돋움체" w:cs="돋움체"/>
-          <w:color w:val="808080"/>
-          <w:kern w:val="0"/>
-          <w:sz w:val="19"/>
-          <w:szCs w:val="19"/>
-        </w:rPr>
-        <w:t>Forward</w:t>
-      </w:r>
-      <w:r>
-        <w:rPr>
-          <w:rFonts w:ascii="돋움체" w:eastAsia="돋움체" w:cs="돋움체"/>
-          <w:color w:val="808080"/>
-          <w:kern w:val="0"/>
-          <w:sz w:val="19"/>
-          <w:szCs w:val="19"/>
-        </w:rPr>
-        <w:t>PayDate</w:t>
-      </w:r>
-      <w:r>
-        <w:rPr>
-          <w:rFonts w:ascii="돋움체" w:eastAsia="돋움체" w:cs="돋움체"/>
-          <w:color w:val="808080"/>
-          <w:kern w:val="0"/>
-          <w:sz w:val="19"/>
-          <w:szCs w:val="19"/>
-        </w:rPr>
-        <w:t>_Excel</w:t>
-      </w:r>
-      <w:proofErr w:type="spellEnd"/>
-      <w:r>
-        <w:rPr>
-          <w:rFonts w:ascii="돋움체" w:eastAsia="돋움체" w:cs="돋움체"/>
-          <w:color w:val="000000"/>
-          <w:kern w:val="0"/>
-          <w:sz w:val="19"/>
-          <w:szCs w:val="19"/>
-        </w:rPr>
-        <w:t>,</w:t>
-      </w:r>
-      <w:r>
-        <w:rPr>
-          <w:rFonts w:ascii="돋움체" w:eastAsia="돋움체" w:cs="돋움체"/>
-          <w:color w:val="000000"/>
-          <w:kern w:val="0"/>
-          <w:sz w:val="19"/>
-          <w:szCs w:val="19"/>
-        </w:rPr>
-        <w:tab/>
-      </w:r>
-      <w:r>
-        <w:rPr>
-          <w:rFonts w:ascii="돋움체" w:eastAsia="돋움체" w:cs="돋움체"/>
-          <w:color w:val="000000"/>
-          <w:kern w:val="0"/>
-          <w:sz w:val="19"/>
-          <w:szCs w:val="19"/>
-        </w:rPr>
-        <w:tab/>
-      </w:r>
-      <w:r>
-        <w:rPr>
-          <w:rFonts w:ascii="돋움체" w:eastAsia="돋움체" w:cs="돋움체"/>
-          <w:color w:val="008000"/>
-          <w:kern w:val="0"/>
-          <w:sz w:val="19"/>
-          <w:szCs w:val="19"/>
-        </w:rPr>
-        <w:t>// Forward</w:t>
+          <w:color w:val="008000"/>
+          <w:kern w:val="0"/>
+          <w:sz w:val="19"/>
+          <w:szCs w:val="19"/>
+        </w:rPr>
+        <w:t>금리</w:t>
+      </w:r>
+      <w:r>
+        <w:rPr>
+          <w:rFonts w:ascii="돋움체" w:eastAsia="돋움체" w:cs="돋움체"/>
+          <w:color w:val="008000"/>
+          <w:kern w:val="0"/>
+          <w:sz w:val="19"/>
+          <w:szCs w:val="19"/>
+        </w:rPr>
+        <w:t xml:space="preserve"> </w:t>
       </w:r>
       <w:r>
         <w:rPr>
@@ -1540,69 +1292,17 @@
           <w:sz w:val="19"/>
           <w:szCs w:val="19"/>
         </w:rPr>
-        <w:t>금리</w:t>
-      </w:r>
-      <w:r>
-        <w:rPr>
-          <w:rFonts w:ascii="돋움체" w:eastAsia="돋움체" w:cs="돋움체"/>
-          <w:color w:val="008000"/>
-          <w:kern w:val="0"/>
-          <w:sz w:val="19"/>
-          <w:szCs w:val="19"/>
-        </w:rPr>
-        <w:t xml:space="preserve"> </w:t>
-      </w:r>
-      <w:r>
-        <w:rPr>
-          <w:rFonts w:ascii="돋움체" w:eastAsia="돋움체" w:cs="돋움체" w:hint="eastAsia"/>
-          <w:color w:val="008000"/>
-          <w:kern w:val="0"/>
-          <w:sz w:val="19"/>
-          <w:szCs w:val="19"/>
-        </w:rPr>
-        <w:t>지급</w:t>
-      </w:r>
-      <w:r>
-        <w:rPr>
-          <w:rFonts w:ascii="돋움체" w:eastAsia="돋움체" w:cs="돋움체" w:hint="eastAsia"/>
-          <w:color w:val="008000"/>
-          <w:kern w:val="0"/>
-          <w:sz w:val="19"/>
-          <w:szCs w:val="19"/>
-        </w:rPr>
-        <w:t>일</w:t>
-      </w:r>
-      <w:r>
-        <w:rPr>
-          <w:rFonts w:ascii="돋움체" w:eastAsia="돋움체" w:cs="돋움체"/>
-          <w:color w:val="008000"/>
-          <w:kern w:val="0"/>
-          <w:sz w:val="19"/>
-          <w:szCs w:val="19"/>
-        </w:rPr>
-        <w:t xml:space="preserve"> </w:t>
-      </w:r>
-      <w:proofErr w:type="spellStart"/>
-      <w:r>
-        <w:rPr>
-          <w:rFonts w:ascii="돋움체" w:eastAsia="돋움체" w:cs="돋움체"/>
-          <w:color w:val="008000"/>
-          <w:kern w:val="0"/>
-          <w:sz w:val="19"/>
-          <w:szCs w:val="19"/>
-        </w:rPr>
-        <w:t>ExcelType</w:t>
-      </w:r>
-      <w:proofErr w:type="spellEnd"/>
-      <w:r>
-        <w:rPr>
-          <w:rFonts w:ascii="돋움체" w:eastAsia="돋움체" w:cs="돋움체"/>
-          <w:color w:val="008000"/>
-          <w:kern w:val="0"/>
-          <w:sz w:val="19"/>
-          <w:szCs w:val="19"/>
-        </w:rPr>
-        <w:t xml:space="preserve"> Array</w:t>
+        <w:t>지급일</w:t>
+      </w:r>
+      <w:r>
+        <w:rPr>
+          <w:rFonts w:ascii="돋움체" w:eastAsia="돋움체" w:cs="돋움체"/>
+          <w:color w:val="008000"/>
+          <w:kern w:val="0"/>
+          <w:sz w:val="19"/>
+          <w:szCs w:val="19"/>
+        </w:rPr>
+        <w:t xml:space="preserve"> ExcelType Array</w:t>
       </w:r>
     </w:p>
     <w:p>
@@ -1640,7 +1340,6 @@
         </w:rPr>
         <w:t xml:space="preserve">* </w:t>
       </w:r>
-      <w:proofErr w:type="spellStart"/>
       <w:r>
         <w:rPr>
           <w:rFonts w:ascii="돋움체" w:eastAsia="돋움체" w:cs="돋움체"/>
@@ -1651,7 +1350,6 @@
         </w:rPr>
         <w:t>ForwardRate</w:t>
       </w:r>
-      <w:proofErr w:type="spellEnd"/>
       <w:r>
         <w:rPr>
           <w:rFonts w:ascii="돋움체" w:eastAsia="돋움체" w:cs="돋움체"/>
@@ -1738,7 +1436,6 @@
         </w:rPr>
         <w:t xml:space="preserve">* </w:t>
       </w:r>
-      <w:proofErr w:type="spellStart"/>
       <w:r>
         <w:rPr>
           <w:rFonts w:ascii="돋움체" w:eastAsia="돋움체" w:cs="돋움체"/>
@@ -1749,7 +1446,6 @@
         </w:rPr>
         <w:t>Forward_OneYConvention</w:t>
       </w:r>
-      <w:proofErr w:type="spellEnd"/>
       <w:r>
         <w:rPr>
           <w:rFonts w:ascii="돋움체" w:eastAsia="돋움체" w:cs="돋움체"/>
@@ -1788,29 +1484,7 @@
           <w:sz w:val="19"/>
           <w:szCs w:val="19"/>
         </w:rPr>
-        <w:t xml:space="preserve">// Forward Rate </w:t>
-      </w:r>
-      <w:proofErr w:type="spellStart"/>
-      <w:r>
-        <w:rPr>
-          <w:rFonts w:ascii="돋움체" w:eastAsia="돋움체" w:cs="돋움체"/>
-          <w:color w:val="008000"/>
-          <w:kern w:val="0"/>
-          <w:sz w:val="19"/>
-          <w:szCs w:val="19"/>
-        </w:rPr>
-        <w:t>DayCount</w:t>
-      </w:r>
-      <w:proofErr w:type="spellEnd"/>
-      <w:r>
-        <w:rPr>
-          <w:rFonts w:ascii="돋움체" w:eastAsia="돋움체" w:cs="돋움체"/>
-          <w:color w:val="008000"/>
-          <w:kern w:val="0"/>
-          <w:sz w:val="19"/>
-          <w:szCs w:val="19"/>
-        </w:rPr>
-        <w:t xml:space="preserve"> 1Y (360 or 365) Array</w:t>
+        <w:t>// Forward Rate DayCount 1Y (360 or 365) Array</w:t>
       </w:r>
     </w:p>
     <w:p>
@@ -1864,7 +1538,6 @@
         </w:rPr>
         <w:t xml:space="preserve"> </w:t>
       </w:r>
-      <w:proofErr w:type="spellStart"/>
       <w:r>
         <w:rPr>
           <w:rFonts w:ascii="돋움체" w:eastAsia="돋움체" w:cs="돋움체"/>
@@ -1875,7 +1548,6 @@
         </w:rPr>
         <w:t>NSwap</w:t>
       </w:r>
-      <w:proofErr w:type="spellEnd"/>
       <w:r>
         <w:rPr>
           <w:rFonts w:ascii="돋움체" w:eastAsia="돋움체" w:cs="돋움체"/>
@@ -2002,7 +1674,6 @@
         </w:rPr>
         <w:t xml:space="preserve">* </w:t>
       </w:r>
-      <w:proofErr w:type="spellStart"/>
       <w:r>
         <w:rPr>
           <w:rFonts w:ascii="돋움체" w:eastAsia="돋움체" w:cs="돋움체"/>
@@ -2013,7 +1684,6 @@
         </w:rPr>
         <w:t>SwapMaturity_Excel</w:t>
       </w:r>
-      <w:proofErr w:type="spellEnd"/>
       <w:r>
         <w:rPr>
           <w:rFonts w:ascii="돋움체" w:eastAsia="돋움체" w:cs="돋움체"/>
@@ -2072,29 +1742,7 @@
           <w:sz w:val="19"/>
           <w:szCs w:val="19"/>
         </w:rPr>
-        <w:t xml:space="preserve"> </w:t>
-      </w:r>
-      <w:proofErr w:type="spellStart"/>
-      <w:r>
-        <w:rPr>
-          <w:rFonts w:ascii="돋움체" w:eastAsia="돋움체" w:cs="돋움체"/>
-          <w:color w:val="008000"/>
-          <w:kern w:val="0"/>
-          <w:sz w:val="19"/>
-          <w:szCs w:val="19"/>
-        </w:rPr>
-        <w:t>ExcelType</w:t>
-      </w:r>
-      <w:proofErr w:type="spellEnd"/>
-      <w:r>
-        <w:rPr>
-          <w:rFonts w:ascii="돋움체" w:eastAsia="돋움체" w:cs="돋움체"/>
-          <w:color w:val="008000"/>
-          <w:kern w:val="0"/>
-          <w:sz w:val="19"/>
-          <w:szCs w:val="19"/>
-        </w:rPr>
-        <w:t xml:space="preserve"> Array</w:t>
+        <w:t xml:space="preserve"> ExcelType Array</w:t>
       </w:r>
     </w:p>
     <w:p>
@@ -2132,7 +1780,6 @@
         </w:rPr>
         <w:t xml:space="preserve">* </w:t>
       </w:r>
-      <w:proofErr w:type="spellStart"/>
       <w:r>
         <w:rPr>
           <w:rFonts w:ascii="돋움체" w:eastAsia="돋움체" w:cs="돋움체"/>
@@ -2163,7 +1810,6 @@
         </w:rPr>
         <w:t>_Excel</w:t>
       </w:r>
-      <w:proofErr w:type="spellEnd"/>
       <w:r>
         <w:rPr>
           <w:rFonts w:ascii="돋움체" w:eastAsia="돋움체" w:cs="돋움체"/>
@@ -2280,7 +1926,6 @@
         </w:rPr>
         <w:t xml:space="preserve">* </w:t>
       </w:r>
-      <w:proofErr w:type="spellStart"/>
       <w:r>
         <w:rPr>
           <w:rFonts w:ascii="돋움체" w:eastAsia="돋움체" w:cs="돋움체"/>
@@ -2291,7 +1936,6 @@
         </w:rPr>
         <w:t>NCPN_Ann</w:t>
       </w:r>
-      <w:proofErr w:type="spellEnd"/>
       <w:r>
         <w:rPr>
           <w:rFonts w:ascii="돋움체" w:eastAsia="돋움체" w:cs="돋움체"/>
@@ -2438,7 +2082,6 @@
         </w:rPr>
         <w:t xml:space="preserve">* </w:t>
       </w:r>
-      <w:proofErr w:type="spellStart"/>
       <w:r>
         <w:rPr>
           <w:rFonts w:ascii="돋움체" w:eastAsia="돋움체" w:cs="돋움체"/>
@@ -2449,7 +2092,6 @@
         </w:rPr>
         <w:t>SwapRate</w:t>
       </w:r>
-      <w:proofErr w:type="spellEnd"/>
       <w:r>
         <w:rPr>
           <w:rFonts w:ascii="돋움체" w:eastAsia="돋움체" w:cs="돋움체"/>
@@ -2536,7 +2178,6 @@
         </w:rPr>
         <w:t xml:space="preserve">* </w:t>
       </w:r>
-      <w:proofErr w:type="spellStart"/>
       <w:r>
         <w:rPr>
           <w:rFonts w:ascii="돋움체" w:eastAsia="돋움체" w:cs="돋움체"/>
@@ -2547,7 +2188,6 @@
         </w:rPr>
         <w:t>Swap_OneYConvention</w:t>
       </w:r>
-      <w:proofErr w:type="spellEnd"/>
       <w:r>
         <w:rPr>
           <w:rFonts w:ascii="돋움체" w:eastAsia="돋움체" w:cs="돋움체"/>
@@ -2586,29 +2226,7 @@
           <w:sz w:val="19"/>
           <w:szCs w:val="19"/>
         </w:rPr>
-        <w:t xml:space="preserve">// Swap </w:t>
-      </w:r>
-      <w:proofErr w:type="spellStart"/>
-      <w:r>
-        <w:rPr>
-          <w:rFonts w:ascii="돋움체" w:eastAsia="돋움체" w:cs="돋움체"/>
-          <w:color w:val="008000"/>
-          <w:kern w:val="0"/>
-          <w:sz w:val="19"/>
-          <w:szCs w:val="19"/>
-        </w:rPr>
-        <w:t>DayCount</w:t>
-      </w:r>
-      <w:proofErr w:type="spellEnd"/>
-      <w:r>
-        <w:rPr>
-          <w:rFonts w:ascii="돋움체" w:eastAsia="돋움체" w:cs="돋움체"/>
-          <w:color w:val="008000"/>
-          <w:kern w:val="0"/>
-          <w:sz w:val="19"/>
-          <w:szCs w:val="19"/>
-        </w:rPr>
-        <w:t xml:space="preserve"> 1Y (360 or 365)</w:t>
+        <w:t>// Swap DayCount 1Y (360 or 365)</w:t>
       </w:r>
     </w:p>
     <w:p>
@@ -2662,7 +2280,6 @@
         </w:rPr>
         <w:t xml:space="preserve"> </w:t>
       </w:r>
-      <w:proofErr w:type="spellStart"/>
       <w:r>
         <w:rPr>
           <w:rFonts w:ascii="돋움체" w:eastAsia="돋움체" w:cs="돋움체"/>
@@ -2673,7 +2290,6 @@
         </w:rPr>
         <w:t>NResultCurve</w:t>
       </w:r>
-      <w:proofErr w:type="spellEnd"/>
       <w:r>
         <w:rPr>
           <w:rFonts w:ascii="돋움체" w:eastAsia="돋움체" w:cs="돋움체"/>
@@ -2810,7 +2426,6 @@
         </w:rPr>
         <w:t xml:space="preserve">* </w:t>
       </w:r>
-      <w:proofErr w:type="spellStart"/>
       <w:r>
         <w:rPr>
           <w:rFonts w:ascii="돋움체" w:eastAsia="돋움체" w:cs="돋움체"/>
@@ -2821,7 +2436,6 @@
         </w:rPr>
         <w:t>ResultCurveTerm</w:t>
       </w:r>
-      <w:proofErr w:type="spellEnd"/>
       <w:r>
         <w:rPr>
           <w:rFonts w:ascii="돋움체" w:eastAsia="돋움체" w:cs="돋움체"/>
@@ -2938,7 +2552,6 @@
         </w:rPr>
         <w:t xml:space="preserve">* </w:t>
       </w:r>
-      <w:proofErr w:type="spellStart"/>
       <w:r>
         <w:rPr>
           <w:rFonts w:ascii="돋움체" w:eastAsia="돋움체" w:cs="돋움체"/>
@@ -2949,7 +2562,6 @@
         </w:rPr>
         <w:t>ResultCurve</w:t>
       </w:r>
-      <w:proofErr w:type="spellEnd"/>
       <w:r>
         <w:rPr>
           <w:rFonts w:ascii="돋움체" w:eastAsia="돋움체" w:cs="돋움체"/>
@@ -3076,7 +2688,6 @@
         </w:rPr>
         <w:t xml:space="preserve">* </w:t>
       </w:r>
-      <w:proofErr w:type="spellStart"/>
       <w:r>
         <w:rPr>
           <w:rFonts w:ascii="돋움체" w:eastAsia="돋움체" w:cs="돋움체"/>
@@ -3097,7 +2708,6 @@
         </w:rPr>
         <w:t>DF</w:t>
       </w:r>
-      <w:proofErr w:type="spellEnd"/>
       <w:r>
         <w:rPr>
           <w:rFonts w:ascii="돋움체" w:eastAsia="돋움체" w:cs="돋움체"/>
@@ -3186,27 +2796,7 @@
           <w:sz w:val="19"/>
           <w:szCs w:val="19"/>
         </w:rPr>
-        <w:t xml:space="preserve"> </w:t>
-      </w:r>
-      <w:r>
-        <w:rPr>
-          <w:rFonts w:ascii="돋움체" w:eastAsia="돋움체" w:cs="돋움체"/>
-          <w:color w:val="008000"/>
-          <w:kern w:val="0"/>
-          <w:sz w:val="19"/>
-          <w:szCs w:val="19"/>
-        </w:rPr>
-        <w:t>DF</w:t>
-      </w:r>
-      <w:r>
-        <w:rPr>
-          <w:rFonts w:ascii="돋움체" w:eastAsia="돋움체" w:cs="돋움체"/>
-          <w:color w:val="008000"/>
-          <w:kern w:val="0"/>
-          <w:sz w:val="19"/>
-          <w:szCs w:val="19"/>
-        </w:rPr>
-        <w:t xml:space="preserve"> Array</w:t>
+        <w:t xml:space="preserve"> DF Array</w:t>
       </w:r>
     </w:p>
     <w:p>
@@ -3244,7 +2834,6 @@
         </w:rPr>
         <w:t xml:space="preserve">* </w:t>
       </w:r>
-      <w:proofErr w:type="spellStart"/>
       <w:r>
         <w:rPr>
           <w:rFonts w:ascii="돋움체" w:eastAsia="돋움체" w:cs="돋움체"/>
@@ -3255,7 +2844,6 @@
         </w:rPr>
         <w:t>MktRate</w:t>
       </w:r>
-      <w:proofErr w:type="spellEnd"/>
       <w:r>
         <w:rPr>
           <w:rFonts w:ascii="돋움체" w:eastAsia="돋움체" w:cs="돋움체"/>
@@ -3344,29 +2932,7 @@
           <w:sz w:val="19"/>
           <w:szCs w:val="19"/>
         </w:rPr>
-        <w:t xml:space="preserve"> </w:t>
-      </w:r>
-      <w:proofErr w:type="spellStart"/>
-      <w:r>
-        <w:rPr>
-          <w:rFonts w:ascii="돋움체" w:eastAsia="돋움체" w:cs="돋움체"/>
-          <w:color w:val="008000"/>
-          <w:kern w:val="0"/>
-          <w:sz w:val="19"/>
-          <w:szCs w:val="19"/>
-        </w:rPr>
-        <w:t>Mktrate</w:t>
-      </w:r>
-      <w:proofErr w:type="spellEnd"/>
-      <w:r>
-        <w:rPr>
-          <w:rFonts w:ascii="돋움체" w:eastAsia="돋움체" w:cs="돋움체"/>
-          <w:color w:val="008000"/>
-          <w:kern w:val="0"/>
-          <w:sz w:val="19"/>
-          <w:szCs w:val="19"/>
-        </w:rPr>
-        <w:t xml:space="preserve"> Array</w:t>
+        <w:t xml:space="preserve"> Mktrate Array</w:t>
       </w:r>
     </w:p>
     <w:p>
@@ -3393,7 +2959,7 @@
         <w:ind w:leftChars="200" w:left="400"/>
         <w:jc w:val="left"/>
         <w:rPr>
-          <w:rFonts w:ascii="돋움체" w:eastAsia="돋움체" w:cs="돋움체" w:hint="eastAsia"/>
+          <w:rFonts w:ascii="돋움체" w:eastAsia="돋움체" w:cs="돋움체"/>
           <w:color w:val="000000"/>
           <w:kern w:val="0"/>
           <w:sz w:val="19"/>
@@ -3420,7 +2986,6 @@
         </w:rPr>
         <w:t xml:space="preserve">* </w:t>
       </w:r>
-      <w:proofErr w:type="spellStart"/>
       <w:r>
         <w:rPr>
           <w:rFonts w:ascii="돋움체" w:eastAsia="돋움체" w:cs="돋움체"/>
@@ -3431,7 +2996,6 @@
         </w:rPr>
         <w:t>InterpFlag</w:t>
       </w:r>
-      <w:proofErr w:type="spellEnd"/>
       <w:r>
         <w:rPr>
           <w:rFonts w:ascii="돋움체" w:eastAsia="돋움체" w:cs="돋움체"/>
@@ -3480,95 +3044,7 @@
           <w:sz w:val="19"/>
           <w:szCs w:val="19"/>
         </w:rPr>
-        <w:t xml:space="preserve">// </w:t>
-      </w:r>
-      <w:proofErr w:type="gramStart"/>
-      <w:r>
-        <w:rPr>
-          <w:rFonts w:ascii="돋움체" w:eastAsia="돋움체" w:cs="돋움체"/>
-          <w:color w:val="008000"/>
-          <w:kern w:val="0"/>
-          <w:sz w:val="19"/>
-          <w:szCs w:val="19"/>
-        </w:rPr>
-        <w:t>in :</w:t>
-      </w:r>
-      <w:proofErr w:type="gramEnd"/>
-      <w:r>
-        <w:rPr>
-          <w:rFonts w:ascii="돋움체" w:eastAsia="돋움체" w:cs="돋움체"/>
-          <w:color w:val="008000"/>
-          <w:kern w:val="0"/>
-          <w:sz w:val="19"/>
-          <w:szCs w:val="19"/>
-        </w:rPr>
-        <w:t xml:space="preserve"> 0: </w:t>
-      </w:r>
-      <w:proofErr w:type="spellStart"/>
-      <w:r>
-        <w:rPr>
-          <w:rFonts w:ascii="돋움체" w:eastAsia="돋움체" w:cs="돋움체"/>
-          <w:color w:val="008000"/>
-          <w:kern w:val="0"/>
-          <w:sz w:val="19"/>
-          <w:szCs w:val="19"/>
-        </w:rPr>
-        <w:t>Linterp</w:t>
-      </w:r>
-      <w:proofErr w:type="spellEnd"/>
-      <w:r>
-        <w:rPr>
-          <w:rFonts w:ascii="돋움체" w:eastAsia="돋움체" w:cs="돋움체"/>
-          <w:color w:val="008000"/>
-          <w:kern w:val="0"/>
-          <w:sz w:val="19"/>
-          <w:szCs w:val="19"/>
-        </w:rPr>
-        <w:t xml:space="preserve"> 1: </w:t>
-      </w:r>
-      <w:proofErr w:type="spellStart"/>
-      <w:r>
-        <w:rPr>
-          <w:rFonts w:ascii="돋움체" w:eastAsia="돋움체" w:cs="돋움체"/>
-          <w:color w:val="008000"/>
-          <w:kern w:val="0"/>
-          <w:sz w:val="19"/>
-          <w:szCs w:val="19"/>
-        </w:rPr>
-        <w:t>Linterp</w:t>
-      </w:r>
-      <w:proofErr w:type="spellEnd"/>
-      <w:r>
-        <w:rPr>
-          <w:rFonts w:ascii="돋움체" w:eastAsia="돋움체" w:cs="돋움체"/>
-          <w:color w:val="008000"/>
-          <w:kern w:val="0"/>
-          <w:sz w:val="19"/>
-          <w:szCs w:val="19"/>
-        </w:rPr>
-        <w:t xml:space="preserve"> + </w:t>
-      </w:r>
-      <w:proofErr w:type="spellStart"/>
-      <w:r>
-        <w:rPr>
-          <w:rFonts w:ascii="돋움체" w:eastAsia="돋움체" w:cs="돋움체"/>
-          <w:color w:val="008000"/>
-          <w:kern w:val="0"/>
-          <w:sz w:val="19"/>
-          <w:szCs w:val="19"/>
-        </w:rPr>
-        <w:t>extrapol</w:t>
-      </w:r>
-      <w:proofErr w:type="spellEnd"/>
-      <w:r>
-        <w:rPr>
-          <w:rFonts w:ascii="돋움체" w:eastAsia="돋움체" w:cs="돋움체"/>
-          <w:color w:val="008000"/>
-          <w:kern w:val="0"/>
-          <w:sz w:val="19"/>
-          <w:szCs w:val="19"/>
-        </w:rPr>
-        <w:t xml:space="preserve"> 2: Cubic</w:t>
+        <w:t>// in : 0: Linterp 1: Linterp + extrapol 2: Cubic</w:t>
       </w:r>
     </w:p>
     <w:p>
@@ -3579,108 +3055,96 @@
         <w:ind w:leftChars="200" w:left="400"/>
         <w:jc w:val="left"/>
         <w:rPr>
+          <w:rFonts w:ascii="돋움체" w:eastAsia="돋움체" w:cs="돋움체"/>
+          <w:color w:val="000000"/>
+          <w:kern w:val="0"/>
+          <w:sz w:val="19"/>
+          <w:szCs w:val="19"/>
+        </w:rPr>
+      </w:pPr>
+      <w:r>
+        <w:rPr>
+          <w:rFonts w:ascii="돋움체" w:eastAsia="돋움체" w:cs="돋움체"/>
+          <w:color w:val="0000FF"/>
+          <w:kern w:val="0"/>
+          <w:sz w:val="19"/>
+          <w:szCs w:val="19"/>
+        </w:rPr>
+        <w:t>long</w:t>
+      </w:r>
+      <w:r>
+        <w:rPr>
+          <w:rFonts w:ascii="돋움체" w:eastAsia="돋움체" w:cs="돋움체"/>
+          <w:color w:val="000000"/>
+          <w:kern w:val="0"/>
+          <w:sz w:val="19"/>
+          <w:szCs w:val="19"/>
+        </w:rPr>
+        <w:t xml:space="preserve">* </w:t>
+      </w:r>
+      <w:r>
+        <w:rPr>
+          <w:rFonts w:ascii="돋움체" w:eastAsia="돋움체" w:cs="돋움체"/>
+          <w:color w:val="808080"/>
+          <w:kern w:val="0"/>
+          <w:sz w:val="19"/>
+          <w:szCs w:val="19"/>
+        </w:rPr>
+        <w:t>CaliFlag</w:t>
+      </w:r>
+      <w:r>
+        <w:rPr>
+          <w:rFonts w:ascii="돋움체" w:eastAsia="돋움체" w:cs="돋움체"/>
+          <w:color w:val="000000"/>
+          <w:kern w:val="0"/>
+          <w:sz w:val="19"/>
+          <w:szCs w:val="19"/>
+        </w:rPr>
+        <w:t>,</w:t>
+      </w:r>
+      <w:r>
+        <w:rPr>
+          <w:rFonts w:ascii="돋움체" w:eastAsia="돋움체" w:cs="돋움체"/>
+          <w:color w:val="000000"/>
+          <w:kern w:val="0"/>
+          <w:sz w:val="19"/>
+          <w:szCs w:val="19"/>
+        </w:rPr>
+        <w:tab/>
+      </w:r>
+      <w:r>
+        <w:rPr>
+          <w:rFonts w:ascii="돋움체" w:eastAsia="돋움체" w:cs="돋움체"/>
+          <w:color w:val="000000"/>
+          <w:kern w:val="0"/>
+          <w:sz w:val="19"/>
+          <w:szCs w:val="19"/>
+        </w:rPr>
+        <w:tab/>
+      </w:r>
+      <w:r>
+        <w:rPr>
+          <w:rFonts w:ascii="돋움체" w:eastAsia="돋움체" w:cs="돋움체"/>
+          <w:color w:val="000000"/>
+          <w:kern w:val="0"/>
+          <w:sz w:val="19"/>
+          <w:szCs w:val="19"/>
+        </w:rPr>
+        <w:tab/>
+      </w:r>
+      <w:r>
+        <w:rPr>
+          <w:rFonts w:ascii="돋움체" w:eastAsia="돋움체" w:cs="돋움체"/>
+          <w:color w:val="008000"/>
+          <w:kern w:val="0"/>
+          <w:sz w:val="19"/>
+          <w:szCs w:val="19"/>
+        </w:rPr>
+        <w:t xml:space="preserve">// in : 0: </w:t>
+      </w:r>
+      <w:r>
+        <w:rPr>
           <w:rFonts w:ascii="돋움체" w:eastAsia="돋움체" w:cs="돋움체" w:hint="eastAsia"/>
-          <w:color w:val="000000"/>
-          <w:kern w:val="0"/>
-          <w:sz w:val="19"/>
-          <w:szCs w:val="19"/>
-        </w:rPr>
-      </w:pPr>
-      <w:r>
-        <w:rPr>
-          <w:rFonts w:ascii="돋움체" w:eastAsia="돋움체" w:cs="돋움체"/>
-          <w:color w:val="0000FF"/>
-          <w:kern w:val="0"/>
-          <w:sz w:val="19"/>
-          <w:szCs w:val="19"/>
-        </w:rPr>
-        <w:t>long</w:t>
-      </w:r>
-      <w:r>
-        <w:rPr>
-          <w:rFonts w:ascii="돋움체" w:eastAsia="돋움체" w:cs="돋움체"/>
-          <w:color w:val="000000"/>
-          <w:kern w:val="0"/>
-          <w:sz w:val="19"/>
-          <w:szCs w:val="19"/>
-        </w:rPr>
-        <w:t xml:space="preserve">* </w:t>
-      </w:r>
-      <w:proofErr w:type="spellStart"/>
-      <w:r>
-        <w:rPr>
-          <w:rFonts w:ascii="돋움체" w:eastAsia="돋움체" w:cs="돋움체"/>
-          <w:color w:val="808080"/>
-          <w:kern w:val="0"/>
-          <w:sz w:val="19"/>
-          <w:szCs w:val="19"/>
-        </w:rPr>
-        <w:t>Cali</w:t>
-      </w:r>
-      <w:r>
-        <w:rPr>
-          <w:rFonts w:ascii="돋움체" w:eastAsia="돋움체" w:cs="돋움체"/>
-          <w:color w:val="808080"/>
-          <w:kern w:val="0"/>
-          <w:sz w:val="19"/>
-          <w:szCs w:val="19"/>
-        </w:rPr>
-        <w:t>Flag</w:t>
-      </w:r>
-      <w:proofErr w:type="spellEnd"/>
-      <w:r>
-        <w:rPr>
-          <w:rFonts w:ascii="돋움체" w:eastAsia="돋움체" w:cs="돋움체"/>
-          <w:color w:val="000000"/>
-          <w:kern w:val="0"/>
-          <w:sz w:val="19"/>
-          <w:szCs w:val="19"/>
-        </w:rPr>
-        <w:t>,</w:t>
-      </w:r>
-      <w:r>
-        <w:rPr>
-          <w:rFonts w:ascii="돋움체" w:eastAsia="돋움체" w:cs="돋움체"/>
-          <w:color w:val="000000"/>
-          <w:kern w:val="0"/>
-          <w:sz w:val="19"/>
-          <w:szCs w:val="19"/>
-        </w:rPr>
-        <w:tab/>
-      </w:r>
-      <w:r>
-        <w:rPr>
-          <w:rFonts w:ascii="돋움체" w:eastAsia="돋움체" w:cs="돋움체"/>
-          <w:color w:val="000000"/>
-          <w:kern w:val="0"/>
-          <w:sz w:val="19"/>
-          <w:szCs w:val="19"/>
-        </w:rPr>
-        <w:tab/>
-      </w:r>
-      <w:r>
-        <w:rPr>
-          <w:rFonts w:ascii="돋움체" w:eastAsia="돋움체" w:cs="돋움체"/>
-          <w:color w:val="000000"/>
-          <w:kern w:val="0"/>
-          <w:sz w:val="19"/>
-          <w:szCs w:val="19"/>
-        </w:rPr>
-        <w:tab/>
-      </w:r>
-      <w:r>
-        <w:rPr>
-          <w:rFonts w:ascii="돋움체" w:eastAsia="돋움체" w:cs="돋움체"/>
-          <w:color w:val="008000"/>
-          <w:kern w:val="0"/>
-          <w:sz w:val="19"/>
-          <w:szCs w:val="19"/>
-        </w:rPr>
-        <w:t xml:space="preserve">// in : 0: </w:t>
-      </w:r>
-      <w:r>
-        <w:rPr>
-          <w:rFonts w:ascii="돋움체" w:eastAsia="돋움체" w:cs="돋움체" w:hint="eastAsia"/>
           <w:color w:val="008000"/>
           <w:kern w:val="0"/>
           <w:sz w:val="19"/>
@@ -3698,8 +3162,6 @@
         </w:rPr>
         <w:t>1: Root Finter</w:t>
       </w:r>
-      <w:bookmarkStart w:id="0" w:name="_GoBack"/>
-      <w:bookmarkEnd w:id="0"/>
     </w:p>
     <w:p>
       <w:pPr>
@@ -3849,7 +3311,6 @@
           <w:szCs w:val="19"/>
         </w:rPr>
       </w:pPr>
-      <w:proofErr w:type="spellStart"/>
       <w:r>
         <w:rPr>
           <w:rFonts w:ascii="돋움체" w:eastAsia="돋움체" w:cs="돋움체" w:hint="eastAsia"/>
@@ -3858,18 +3319,7 @@
           <w:sz w:val="19"/>
           <w:szCs w:val="19"/>
         </w:rPr>
-        <w:t>기타함수</w:t>
-      </w:r>
-      <w:proofErr w:type="spellEnd"/>
-      <w:r>
-        <w:rPr>
-          <w:rFonts w:ascii="돋움체" w:eastAsia="돋움체" w:cs="돋움체" w:hint="eastAsia"/>
-          <w:color w:val="000000"/>
-          <w:kern w:val="0"/>
-          <w:sz w:val="19"/>
-          <w:szCs w:val="19"/>
-        </w:rPr>
-        <w:t>:</w:t>
+        <w:t>기타함수:</w:t>
       </w:r>
       <w:r>
         <w:rPr>
@@ -3920,29 +3370,7 @@
           <w:sz w:val="19"/>
           <w:szCs w:val="19"/>
         </w:rPr>
-        <w:t xml:space="preserve"> </w:t>
-      </w:r>
-      <w:proofErr w:type="spellStart"/>
-      <w:r>
-        <w:rPr>
-          <w:rFonts w:ascii="돋움체" w:eastAsia="돋움체" w:cs="돋움체"/>
-          <w:color w:val="000000"/>
-          <w:kern w:val="0"/>
-          <w:sz w:val="19"/>
-          <w:szCs w:val="19"/>
-        </w:rPr>
-        <w:t>CalcZeroRateFromSwapRate</w:t>
-      </w:r>
-      <w:proofErr w:type="spellEnd"/>
-      <w:r>
-        <w:rPr>
-          <w:rFonts w:ascii="돋움체" w:eastAsia="돋움체" w:cs="돋움체"/>
-          <w:color w:val="000000"/>
-          <w:kern w:val="0"/>
-          <w:sz w:val="19"/>
-          <w:szCs w:val="19"/>
-        </w:rPr>
-        <w:t xml:space="preserve">: </w:t>
+        <w:t xml:space="preserve"> CalcZeroRateFromSwapRate: </w:t>
       </w:r>
       <w:r>
         <w:rPr>
@@ -3964,7 +3392,6 @@
         </w:rPr>
         <w:t xml:space="preserve">특정 만기의 </w:t>
       </w:r>
-      <w:proofErr w:type="spellStart"/>
       <w:r>
         <w:rPr>
           <w:rFonts w:ascii="돋움체" w:eastAsia="돋움체" w:cs="돋움체"/>
@@ -3975,7 +3402,6 @@
         </w:rPr>
         <w:t>ZeroRate</w:t>
       </w:r>
-      <w:proofErr w:type="spellEnd"/>
       <w:r>
         <w:rPr>
           <w:rFonts w:ascii="돋움체" w:eastAsia="돋움체" w:cs="돋움체" w:hint="eastAsia"/>
@@ -4025,29 +3451,7 @@
           <w:sz w:val="19"/>
           <w:szCs w:val="19"/>
         </w:rPr>
-        <w:t xml:space="preserve"> </w:t>
-      </w:r>
-      <w:proofErr w:type="spellStart"/>
-      <w:r>
-        <w:rPr>
-          <w:rFonts w:ascii="돋움체" w:eastAsia="돋움체" w:cs="돋움체"/>
-          <w:color w:val="000000"/>
-          <w:kern w:val="0"/>
-          <w:sz w:val="19"/>
-          <w:szCs w:val="19"/>
-        </w:rPr>
-        <w:t>CalcZeroRateFromCouponBond</w:t>
-      </w:r>
-      <w:proofErr w:type="spellEnd"/>
-      <w:r>
-        <w:rPr>
-          <w:rFonts w:ascii="돋움체" w:eastAsia="돋움체" w:cs="돋움체"/>
-          <w:color w:val="000000"/>
-          <w:kern w:val="0"/>
-          <w:sz w:val="19"/>
-          <w:szCs w:val="19"/>
-        </w:rPr>
-        <w:t xml:space="preserve">: </w:t>
+        <w:t xml:space="preserve"> CalcZeroRateFromCouponBond: </w:t>
       </w:r>
       <w:r>
         <w:rPr>
@@ -4059,7 +3463,6 @@
         </w:rPr>
         <w:t xml:space="preserve">쿠폰채로부터 특정 만기의 </w:t>
       </w:r>
-      <w:proofErr w:type="spellStart"/>
       <w:r>
         <w:rPr>
           <w:rFonts w:ascii="돋움체" w:eastAsia="돋움체" w:cs="돋움체"/>
@@ -4070,7 +3473,6 @@
         </w:rPr>
         <w:t>ZeroRate</w:t>
       </w:r>
-      <w:proofErr w:type="spellEnd"/>
       <w:r>
         <w:rPr>
           <w:rFonts w:ascii="돋움체" w:eastAsia="돋움체" w:cs="돋움체" w:hint="eastAsia"/>
@@ -4134,42 +3536,8 @@
           <w:sz w:val="19"/>
           <w:szCs w:val="19"/>
         </w:rPr>
-        <w:t xml:space="preserve">) </w:t>
-      </w:r>
-      <w:proofErr w:type="spellStart"/>
-      <w:r>
-        <w:rPr>
-          <w:rFonts w:ascii="돋움체" w:eastAsia="돋움체" w:cs="돋움체"/>
-          <w:color w:val="000000"/>
-          <w:kern w:val="0"/>
-          <w:sz w:val="19"/>
-          <w:szCs w:val="19"/>
-        </w:rPr>
-        <w:t>Calc_</w:t>
-      </w:r>
-      <w:proofErr w:type="gramStart"/>
-      <w:r>
-        <w:rPr>
-          <w:rFonts w:ascii="돋움체" w:eastAsia="돋움체" w:cs="돋움체"/>
-          <w:color w:val="000000"/>
-          <w:kern w:val="0"/>
-          <w:sz w:val="19"/>
-          <w:szCs w:val="19"/>
-        </w:rPr>
-        <w:t>IRS</w:t>
-      </w:r>
-      <w:proofErr w:type="spellEnd"/>
-      <w:r>
-        <w:rPr>
-          <w:rFonts w:ascii="돋움체" w:eastAsia="돋움체" w:cs="돋움체"/>
-          <w:color w:val="000000"/>
-          <w:kern w:val="0"/>
-          <w:sz w:val="19"/>
-          <w:szCs w:val="19"/>
-        </w:rPr>
-        <w:t>(</w:t>
-      </w:r>
-      <w:proofErr w:type="gramEnd"/>
+        <w:t>) Calc_IRS(</w:t>
+      </w:r>
     </w:p>
     <w:p>
       <w:pPr>
@@ -4203,7 +3571,6 @@
         </w:rPr>
         <w:t xml:space="preserve"> </w:t>
       </w:r>
-      <w:proofErr w:type="spellStart"/>
       <w:r>
         <w:rPr>
           <w:rFonts w:ascii="돋움체" w:eastAsia="돋움체" w:cs="돋움체"/>
@@ -4214,7 +3581,6 @@
         </w:rPr>
         <w:t>PricingDate_Excel</w:t>
       </w:r>
-      <w:proofErr w:type="spellEnd"/>
       <w:r>
         <w:rPr>
           <w:rFonts w:ascii="돋움체" w:eastAsia="돋움체" w:cs="돋움체"/>
@@ -4243,20 +3609,8 @@
           <w:sz w:val="19"/>
           <w:szCs w:val="19"/>
         </w:rPr>
-        <w:t xml:space="preserve">// Pricing Date </w:t>
-      </w:r>
-      <w:proofErr w:type="spellStart"/>
-      <w:r>
-        <w:rPr>
-          <w:rFonts w:ascii="돋움체" w:eastAsia="돋움체" w:cs="돋움체"/>
-          <w:color w:val="008000"/>
-          <w:kern w:val="0"/>
-          <w:sz w:val="19"/>
-          <w:szCs w:val="19"/>
-        </w:rPr>
-        <w:t>ExcelType</w:t>
-      </w:r>
-      <w:proofErr w:type="spellEnd"/>
+        <w:t>// Pricing Date ExcelType</w:t>
+      </w:r>
     </w:p>
     <w:p>
       <w:pPr>
@@ -4290,7 +3644,6 @@
         </w:rPr>
         <w:t xml:space="preserve"> </w:t>
       </w:r>
-      <w:proofErr w:type="spellStart"/>
       <w:r>
         <w:rPr>
           <w:rFonts w:ascii="돋움체" w:eastAsia="돋움체" w:cs="돋움체"/>
@@ -4301,7 +3654,6 @@
         </w:rPr>
         <w:t>SwapMaturityDate_Excel</w:t>
       </w:r>
-      <w:proofErr w:type="spellEnd"/>
       <w:r>
         <w:rPr>
           <w:rFonts w:ascii="돋움체" w:eastAsia="돋움체" w:cs="돋움체"/>
@@ -4332,7 +3684,6 @@
         </w:rPr>
         <w:t xml:space="preserve">// </w:t>
       </w:r>
-      <w:proofErr w:type="spellStart"/>
       <w:r>
         <w:rPr>
           <w:rFonts w:ascii="돋움체" w:eastAsia="돋움체" w:cs="돋움체" w:hint="eastAsia"/>
@@ -4343,29 +3694,16 @@
         </w:rPr>
         <w:t>스왑만기</w:t>
       </w:r>
-      <w:proofErr w:type="spellEnd"/>
-      <w:r>
-        <w:rPr>
-          <w:rFonts w:ascii="돋움체" w:eastAsia="돋움체" w:cs="돋움체"/>
-          <w:color w:val="008000"/>
-          <w:kern w:val="0"/>
-          <w:sz w:val="19"/>
-          <w:szCs w:val="19"/>
-        </w:rPr>
-        <w:t xml:space="preserve"> </w:t>
-      </w:r>
-      <w:proofErr w:type="spellStart"/>
-      <w:r>
-        <w:rPr>
-          <w:rFonts w:ascii="돋움체" w:eastAsia="돋움체" w:cs="돋움체"/>
-          <w:color w:val="008000"/>
-          <w:kern w:val="0"/>
-          <w:sz w:val="19"/>
-          <w:szCs w:val="19"/>
-        </w:rPr>
-        <w:t>ExcelType</w:t>
-      </w:r>
-      <w:proofErr w:type="spellEnd"/>
+      <w:r>
+        <w:rPr>
+          <w:rFonts w:ascii="돋움체" w:eastAsia="돋움체" w:cs="돋움체"/>
+          <w:color w:val="008000"/>
+          <w:kern w:val="0"/>
+          <w:sz w:val="19"/>
+          <w:szCs w:val="19"/>
+        </w:rPr>
+        <w:t xml:space="preserve"> ExcelType</w:t>
+      </w:r>
     </w:p>
     <w:p>
       <w:pPr>
@@ -4399,7 +3737,6 @@
         </w:rPr>
         <w:t xml:space="preserve"> </w:t>
       </w:r>
-      <w:proofErr w:type="spellStart"/>
       <w:r>
         <w:rPr>
           <w:rFonts w:ascii="돋움체" w:eastAsia="돋움체" w:cs="돋움체"/>
@@ -4410,7 +3747,6 @@
         </w:rPr>
         <w:t>Number_Ann_CPN</w:t>
       </w:r>
-      <w:proofErr w:type="spellEnd"/>
       <w:r>
         <w:rPr>
           <w:rFonts w:ascii="돋움체" w:eastAsia="돋움체" w:cs="돋움체"/>
@@ -4451,7 +3787,6 @@
         </w:rPr>
         <w:t xml:space="preserve">// </w:t>
       </w:r>
-      <w:proofErr w:type="spellStart"/>
       <w:r>
         <w:rPr>
           <w:rFonts w:ascii="돋움체" w:eastAsia="돋움체" w:cs="돋움체" w:hint="eastAsia"/>
@@ -4460,31 +3795,8 @@
           <w:sz w:val="19"/>
           <w:szCs w:val="19"/>
         </w:rPr>
-        <w:t>스왑</w:t>
-      </w:r>
-      <w:proofErr w:type="spellEnd"/>
-      <w:r>
-        <w:rPr>
-          <w:rFonts w:ascii="돋움체" w:eastAsia="돋움체" w:cs="돋움체" w:hint="eastAsia"/>
-          <w:color w:val="008000"/>
-          <w:kern w:val="0"/>
-          <w:sz w:val="19"/>
-          <w:szCs w:val="19"/>
-        </w:rPr>
-        <w:t xml:space="preserve"> 연 </w:t>
-      </w:r>
-      <w:proofErr w:type="spellStart"/>
-      <w:r>
-        <w:rPr>
-          <w:rFonts w:ascii="돋움체" w:eastAsia="돋움체" w:cs="돋움체" w:hint="eastAsia"/>
-          <w:color w:val="008000"/>
-          <w:kern w:val="0"/>
-          <w:sz w:val="19"/>
-          <w:szCs w:val="19"/>
-        </w:rPr>
-        <w:t>이자지급수</w:t>
-      </w:r>
-      <w:proofErr w:type="spellEnd"/>
+        <w:t>스왑 연 이자지급수</w:t>
+      </w:r>
     </w:p>
     <w:p>
       <w:pPr>
@@ -4568,7 +3880,6 @@
         </w:rPr>
         <w:t xml:space="preserve">// </w:t>
       </w:r>
-      <w:proofErr w:type="spellStart"/>
       <w:r>
         <w:rPr>
           <w:rFonts w:ascii="돋움체" w:eastAsia="돋움체" w:cs="돋움체" w:hint="eastAsia"/>
@@ -4577,18 +3888,7 @@
           <w:sz w:val="19"/>
           <w:szCs w:val="19"/>
         </w:rPr>
-        <w:t>DayCount</w:t>
-      </w:r>
-      <w:proofErr w:type="spellEnd"/>
-      <w:r>
-        <w:rPr>
-          <w:rFonts w:ascii="돋움체" w:eastAsia="돋움체" w:cs="돋움체" w:hint="eastAsia"/>
-          <w:color w:val="008000"/>
-          <w:kern w:val="0"/>
-          <w:sz w:val="19"/>
-          <w:szCs w:val="19"/>
-        </w:rPr>
-        <w:t xml:space="preserve"> 1Y (360 or 365)</w:t>
+        <w:t>DayCount 1Y (360 or 365)</w:t>
       </w:r>
     </w:p>
     <w:p>
@@ -4623,7 +3923,6 @@
         </w:rPr>
         <w:t xml:space="preserve"> </w:t>
       </w:r>
-      <w:proofErr w:type="spellStart"/>
       <w:r>
         <w:rPr>
           <w:rFonts w:ascii="돋움체" w:eastAsia="돋움체" w:cs="돋움체"/>
@@ -4634,7 +3933,6 @@
         </w:rPr>
         <w:t>NRate</w:t>
       </w:r>
-      <w:proofErr w:type="spellEnd"/>
       <w:r>
         <w:rPr>
           <w:rFonts w:ascii="돋움체" w:eastAsia="돋움체" w:cs="돋움체"/>
@@ -4685,7 +3983,6 @@
         </w:rPr>
         <w:t xml:space="preserve">// </w:t>
       </w:r>
-      <w:proofErr w:type="spellStart"/>
       <w:r>
         <w:rPr>
           <w:rFonts w:ascii="돋움체" w:eastAsia="돋움체" w:cs="돋움체" w:hint="eastAsia"/>
@@ -4694,18 +3991,7 @@
           <w:sz w:val="19"/>
           <w:szCs w:val="19"/>
         </w:rPr>
-        <w:t>CurveTerm</w:t>
-      </w:r>
-      <w:proofErr w:type="spellEnd"/>
-      <w:r>
-        <w:rPr>
-          <w:rFonts w:ascii="돋움체" w:eastAsia="돋움체" w:cs="돋움체" w:hint="eastAsia"/>
-          <w:color w:val="008000"/>
-          <w:kern w:val="0"/>
-          <w:sz w:val="19"/>
-          <w:szCs w:val="19"/>
-        </w:rPr>
-        <w:t>개수</w:t>
+        <w:t>CurveTerm개수</w:t>
       </w:r>
     </w:p>
     <w:p>
@@ -4741,7 +4027,6 @@
         </w:rPr>
         <w:t xml:space="preserve">* </w:t>
       </w:r>
-      <w:proofErr w:type="spellStart"/>
       <w:r>
         <w:rPr>
           <w:rFonts w:ascii="돋움체" w:eastAsia="돋움체" w:cs="돋움체"/>
@@ -4752,7 +4037,6 @@
         </w:rPr>
         <w:t>RateTerm</w:t>
       </w:r>
-      <w:proofErr w:type="spellEnd"/>
       <w:r>
         <w:rPr>
           <w:rFonts w:ascii="돋움체" w:eastAsia="돋움체" w:cs="돋움체"/>
@@ -4793,7 +4077,6 @@
         </w:rPr>
         <w:t xml:space="preserve">// </w:t>
       </w:r>
-      <w:proofErr w:type="spellStart"/>
       <w:r>
         <w:rPr>
           <w:rFonts w:ascii="돋움체" w:eastAsia="돋움체" w:cs="돋움체" w:hint="eastAsia"/>
@@ -4804,7 +4087,6 @@
         </w:rPr>
         <w:t>CurveTerm</w:t>
       </w:r>
-      <w:proofErr w:type="spellEnd"/>
       <w:r>
         <w:rPr>
           <w:rFonts w:ascii="돋움체" w:eastAsia="돋움체" w:cs="돋움체"/>
@@ -4896,29 +4178,7 @@
           <w:sz w:val="19"/>
           <w:szCs w:val="19"/>
         </w:rPr>
-        <w:t xml:space="preserve">// </w:t>
-      </w:r>
-      <w:proofErr w:type="spellStart"/>
-      <w:r>
-        <w:rPr>
-          <w:rFonts w:ascii="돋움체" w:eastAsia="돋움체" w:cs="돋움체"/>
-          <w:color w:val="008000"/>
-          <w:kern w:val="0"/>
-          <w:sz w:val="19"/>
-          <w:szCs w:val="19"/>
-        </w:rPr>
-        <w:t>CurveRate</w:t>
-      </w:r>
-      <w:proofErr w:type="spellEnd"/>
-      <w:r>
-        <w:rPr>
-          <w:rFonts w:ascii="돋움체" w:eastAsia="돋움체" w:cs="돋움체"/>
-          <w:color w:val="008000"/>
-          <w:kern w:val="0"/>
-          <w:sz w:val="19"/>
-          <w:szCs w:val="19"/>
-        </w:rPr>
-        <w:t xml:space="preserve"> Array </w:t>
+        <w:t xml:space="preserve">// CurveRate Array </w:t>
       </w:r>
     </w:p>
     <w:p>
@@ -5023,34 +4283,22 @@
           <w:sz w:val="24"/>
         </w:rPr>
       </w:pPr>
-      <w:proofErr w:type="spellStart"/>
       <w:r>
         <w:rPr>
           <w:rFonts w:hint="eastAsia"/>
           <w:b/>
           <w:sz w:val="24"/>
         </w:rPr>
-        <w:t>ZeroCurveMaker</w:t>
-      </w:r>
-      <w:proofErr w:type="spellEnd"/>
+        <w:t xml:space="preserve">ZeroCurveMaker </w:t>
+      </w:r>
       <w:r>
         <w:rPr>
           <w:rFonts w:hint="eastAsia"/>
           <w:b/>
           <w:sz w:val="24"/>
         </w:rPr>
-        <w:t xml:space="preserve"> </w:t>
-      </w:r>
-      <w:proofErr w:type="spellStart"/>
-      <w:r>
-        <w:rPr>
-          <w:rFonts w:hint="eastAsia"/>
-          <w:b/>
-          <w:sz w:val="24"/>
-        </w:rPr>
         <w:t>로직설명</w:t>
       </w:r>
-      <w:proofErr w:type="spellEnd"/>
     </w:p>
     <w:p>
       <w:pPr>
@@ -5870,6 +5118,12 @@
                     </m:sSubPr>
                     <m:e>
                       <m:r>
+                        <w:rPr>
+                          <w:rFonts w:ascii="Cambria Math" w:hAnsi="Cambria Math"/>
+                        </w:rPr>
+                        <m:t>SwapRate</m:t>
+                      </m:r>
+                      <m:r>
                         <m:rPr>
                           <m:sty m:val="p"/>
                         </m:rPr>
@@ -5998,6 +5252,8 @@
         <w:spacing w:line="360" w:lineRule="auto"/>
         <w:ind w:leftChars="400" w:left="800"/>
       </w:pPr>
+      <w:bookmarkStart w:id="0" w:name="_GoBack"/>
+      <w:bookmarkEnd w:id="0"/>
     </w:p>
     <w:p>
       <w:pPr>
